--- a/backend-exhibits/Box to Dropbox Advanced Plan - Advanced Include.docx
+++ b/backend-exhibits/Box to Dropbox Advanced Plan - Advanced Include.docx
@@ -148,13 +148,23 @@
                 <w:szCs w:val="21"/>
               </w:rPr>
             </w:pPr>
-            <w:r>
-              <w:rPr>
-                <w:rFonts w:ascii="Arial" w:eastAsia="Arial" w:hAnsi="Arial" w:cs="Arial"/>
-                <w:sz w:val="21"/>
-                <w:szCs w:val="21"/>
-              </w:rPr>
-              <w:t>CloudFuze ensures the seamless migration of the data from the source cloud to destination, preserving the accuracy and integrity of the data structure.</w:t>
+            <w:proofErr w:type="spellStart"/>
+            <w:r>
+              <w:rPr>
+                <w:rFonts w:ascii="Arial" w:eastAsia="Arial" w:hAnsi="Arial" w:cs="Arial"/>
+                <w:sz w:val="21"/>
+                <w:szCs w:val="21"/>
+              </w:rPr>
+              <w:t>CloudFuze</w:t>
+            </w:r>
+            <w:proofErr w:type="spellEnd"/>
+            <w:r>
+              <w:rPr>
+                <w:rFonts w:ascii="Arial" w:eastAsia="Arial" w:hAnsi="Arial" w:cs="Arial"/>
+                <w:sz w:val="21"/>
+                <w:szCs w:val="21"/>
+              </w:rPr>
+              <w:t xml:space="preserve"> ensures the seamless migration of the data from the source cloud to destination, preserving the accuracy and integrity of the data structure.</w:t>
             </w:r>
           </w:p>
         </w:tc>
@@ -210,13 +220,23 @@
                 <w:szCs w:val="21"/>
               </w:rPr>
             </w:pPr>
-            <w:r>
-              <w:rPr>
-                <w:rFonts w:ascii="Arial" w:eastAsia="Arial" w:hAnsi="Arial" w:cs="Arial"/>
-                <w:sz w:val="21"/>
-                <w:szCs w:val="21"/>
-              </w:rPr>
-              <w:t>CloudFuzepreserves all root folder permissions along with access levels.</w:t>
+            <w:proofErr w:type="spellStart"/>
+            <w:r>
+              <w:rPr>
+                <w:rFonts w:ascii="Arial" w:eastAsia="Arial" w:hAnsi="Arial" w:cs="Arial"/>
+                <w:sz w:val="21"/>
+                <w:szCs w:val="21"/>
+              </w:rPr>
+              <w:t>CloudFuzepreserves</w:t>
+            </w:r>
+            <w:proofErr w:type="spellEnd"/>
+            <w:r>
+              <w:rPr>
+                <w:rFonts w:ascii="Arial" w:eastAsia="Arial" w:hAnsi="Arial" w:cs="Arial"/>
+                <w:sz w:val="21"/>
+                <w:szCs w:val="21"/>
+              </w:rPr>
+              <w:t xml:space="preserve"> all root folder permissions along with access levels.</w:t>
             </w:r>
           </w:p>
         </w:tc>
@@ -271,13 +291,157 @@
                 <w:szCs w:val="21"/>
               </w:rPr>
             </w:pPr>
-            <w:r>
-              <w:rPr>
-                <w:rFonts w:ascii="Arial" w:eastAsia="Arial" w:hAnsi="Arial" w:cs="Arial"/>
-                <w:sz w:val="21"/>
-                <w:szCs w:val="21"/>
-              </w:rPr>
-              <w:t>CloudFuze preserves all Root file permissions along with access levels.</w:t>
+            <w:proofErr w:type="spellStart"/>
+            <w:r>
+              <w:rPr>
+                <w:rFonts w:ascii="Arial" w:eastAsia="Arial" w:hAnsi="Arial" w:cs="Arial"/>
+                <w:sz w:val="21"/>
+                <w:szCs w:val="21"/>
+              </w:rPr>
+              <w:t>CloudFuze</w:t>
+            </w:r>
+            <w:proofErr w:type="spellEnd"/>
+            <w:r>
+              <w:rPr>
+                <w:rFonts w:ascii="Arial" w:eastAsia="Arial" w:hAnsi="Arial" w:cs="Arial"/>
+                <w:sz w:val="21"/>
+                <w:szCs w:val="21"/>
+              </w:rPr>
+              <w:t xml:space="preserve"> preserves all Root file permissions along with access levels.</w:t>
+            </w:r>
+          </w:p>
+        </w:tc>
+      </w:tr>
+      <w:tr>
+        <w:trPr>
+          <w:trHeight w:val="812"/>
+        </w:trPr>
+        <w:tc>
+          <w:tcPr>
+            <w:tcW w:w="3538" w:type="dxa"/>
+            <w:tcBorders>
+              <w:top w:val="single" w:sz="6" w:space="0" w:color="666666"/>
+              <w:left w:val="single" w:sz="6" w:space="0" w:color="666666"/>
+              <w:bottom w:val="single" w:sz="6" w:space="0" w:color="666666"/>
+              <w:right w:val="single" w:sz="6" w:space="0" w:color="666666"/>
+            </w:tcBorders>
+          </w:tcPr>
+          <w:p>
+            <w:pPr>
+              <w:ind w:left="4"/>
+              <w:rPr>
+                <w:sz w:val="21"/>
+                <w:szCs w:val="21"/>
+              </w:rPr>
+            </w:pPr>
+            <w:r>
+              <w:rPr>
+                <w:rFonts w:ascii="Arial" w:eastAsia="Arial" w:hAnsi="Arial" w:cs="Arial"/>
+                <w:b/>
+                <w:sz w:val="21"/>
+                <w:szCs w:val="21"/>
+              </w:rPr>
+              <w:t>Sub-folder permissions</w:t>
+            </w:r>
+          </w:p>
+        </w:tc>
+        <w:tc>
+          <w:tcPr>
+            <w:tcW w:w="7183" w:type="dxa"/>
+            <w:tcBorders>
+              <w:top w:val="single" w:sz="6" w:space="0" w:color="666666"/>
+              <w:left w:val="single" w:sz="6" w:space="0" w:color="666666"/>
+              <w:bottom w:val="single" w:sz="6" w:space="0" w:color="666666"/>
+              <w:right w:val="single" w:sz="6" w:space="0" w:color="666666"/>
+            </w:tcBorders>
+          </w:tcPr>
+          <w:p>
+            <w:pPr>
+              <w:ind w:right="224"/>
+              <w:rPr>
+                <w:sz w:val="21"/>
+                <w:szCs w:val="21"/>
+              </w:rPr>
+            </w:pPr>
+            <w:proofErr w:type="spellStart"/>
+            <w:r>
+              <w:rPr>
+                <w:rFonts w:ascii="Arial" w:eastAsia="Arial" w:hAnsi="Arial" w:cs="Arial"/>
+                <w:sz w:val="21"/>
+                <w:szCs w:val="21"/>
+              </w:rPr>
+              <w:t>CloudFuze</w:t>
+            </w:r>
+            <w:proofErr w:type="spellEnd"/>
+            <w:r>
+              <w:rPr>
+                <w:rFonts w:ascii="Arial" w:eastAsia="Arial" w:hAnsi="Arial" w:cs="Arial"/>
+                <w:sz w:val="21"/>
+                <w:szCs w:val="21"/>
+              </w:rPr>
+              <w:t xml:space="preserve"> preserves all subfolder permissions along with access levels.</w:t>
+            </w:r>
+          </w:p>
+        </w:tc>
+      </w:tr>
+      <w:tr>
+        <w:trPr>
+          <w:trHeight w:val="812"/>
+        </w:trPr>
+        <w:tc>
+          <w:tcPr>
+            <w:tcW w:w="3538" w:type="dxa"/>
+            <w:tcBorders>
+              <w:top w:val="single" w:sz="6" w:space="0" w:color="666666"/>
+              <w:left w:val="single" w:sz="6" w:space="0" w:color="666666"/>
+              <w:bottom w:val="single" w:sz="6" w:space="0" w:color="666666"/>
+              <w:right w:val="single" w:sz="6" w:space="0" w:color="666666"/>
+            </w:tcBorders>
+          </w:tcPr>
+          <w:p>
+            <w:pPr>
+              <w:ind w:left="4"/>
+              <w:rPr>
+                <w:sz w:val="21"/>
+                <w:szCs w:val="21"/>
+              </w:rPr>
+            </w:pPr>
+            <w:r>
+              <w:rPr>
+                <w:rFonts w:ascii="Arial" w:eastAsia="Arial" w:hAnsi="Arial" w:cs="Arial"/>
+                <w:b/>
+                <w:sz w:val="21"/>
+                <w:szCs w:val="21"/>
+              </w:rPr>
+              <w:t>In line file comments</w:t>
+            </w:r>
+          </w:p>
+        </w:tc>
+        <w:tc>
+          <w:tcPr>
+            <w:tcW w:w="7183" w:type="dxa"/>
+            <w:tcBorders>
+              <w:top w:val="single" w:sz="6" w:space="0" w:color="666666"/>
+              <w:left w:val="single" w:sz="6" w:space="0" w:color="666666"/>
+              <w:bottom w:val="single" w:sz="6" w:space="0" w:color="666666"/>
+              <w:right w:val="single" w:sz="6" w:space="0" w:color="666666"/>
+            </w:tcBorders>
+          </w:tcPr>
+          <w:p>
+            <w:pPr>
+              <w:ind w:right="224"/>
+              <w:rPr>
+                <w:sz w:val="21"/>
+                <w:szCs w:val="21"/>
+              </w:rPr>
+            </w:pPr>
+            <w:r>
+              <w:rPr>
+                <w:rFonts w:ascii="Arial" w:eastAsia="Arial" w:hAnsi="Arial" w:cs="Arial"/>
+                <w:sz w:val="21"/>
+                <w:szCs w:val="21"/>
+              </w:rPr>
+              <w:t>Inline file comments of the box will be migrated to the destination cloud. All the file comments will preserve in the CSV formatted file in the destination.</w:t>
             </w:r>
           </w:p>
         </w:tc>
@@ -333,13 +497,23 @@
                 <w:szCs w:val="21"/>
               </w:rPr>
             </w:pPr>
-            <w:r>
-              <w:rPr>
-                <w:rFonts w:ascii="Arial" w:eastAsia="Arial" w:hAnsi="Arial" w:cs="Arial"/>
-                <w:sz w:val="21"/>
-                <w:szCs w:val="21"/>
-              </w:rPr>
-              <w:t>CloudFuze can migrate external permissions (Files/Folders shared with people of outside organizations) of files/folders to the destination along with access levels.</w:t>
+            <w:proofErr w:type="spellStart"/>
+            <w:r>
+              <w:rPr>
+                <w:rFonts w:ascii="Arial" w:eastAsia="Arial" w:hAnsi="Arial" w:cs="Arial"/>
+                <w:sz w:val="21"/>
+                <w:szCs w:val="21"/>
+              </w:rPr>
+              <w:t>CloudFuze</w:t>
+            </w:r>
+            <w:proofErr w:type="spellEnd"/>
+            <w:r>
+              <w:rPr>
+                <w:rFonts w:ascii="Arial" w:eastAsia="Arial" w:hAnsi="Arial" w:cs="Arial"/>
+                <w:sz w:val="21"/>
+                <w:szCs w:val="21"/>
+              </w:rPr>
+              <w:t xml:space="preserve"> can migrate external permissions (Files/Folders shared with people of outside organizations) of files/folders to the destination along with access levels.</w:t>
             </w:r>
           </w:p>
         </w:tc>
@@ -524,7 +698,43 @@
                 <w:sz w:val="21"/>
                 <w:szCs w:val="21"/>
               </w:rPr>
-              <w:t>Migration of selective versionsof files from source to destination. If we opt for five, the last five versions will get migrates to thedestination.</w:t>
+              <w:t xml:space="preserve">Migration of selective </w:t>
+            </w:r>
+            <w:proofErr w:type="spellStart"/>
+            <w:r>
+              <w:rPr>
+                <w:rFonts w:ascii="Arial" w:eastAsia="Arial" w:hAnsi="Arial" w:cs="Arial"/>
+                <w:sz w:val="21"/>
+                <w:szCs w:val="21"/>
+              </w:rPr>
+              <w:t>versionsof</w:t>
+            </w:r>
+            <w:proofErr w:type="spellEnd"/>
+            <w:r>
+              <w:rPr>
+                <w:rFonts w:ascii="Arial" w:eastAsia="Arial" w:hAnsi="Arial" w:cs="Arial"/>
+                <w:sz w:val="21"/>
+                <w:szCs w:val="21"/>
+              </w:rPr>
+              <w:t xml:space="preserve"> files from source to destination. If we opt for five, the last five versions will get migrates to </w:t>
+            </w:r>
+            <w:proofErr w:type="spellStart"/>
+            <w:r>
+              <w:rPr>
+                <w:rFonts w:ascii="Arial" w:eastAsia="Arial" w:hAnsi="Arial" w:cs="Arial"/>
+                <w:sz w:val="21"/>
+                <w:szCs w:val="21"/>
+              </w:rPr>
+              <w:t>thedestination</w:t>
+            </w:r>
+            <w:proofErr w:type="spellEnd"/>
+            <w:r>
+              <w:rPr>
+                <w:rFonts w:ascii="Arial" w:eastAsia="Arial" w:hAnsi="Arial" w:cs="Arial"/>
+                <w:sz w:val="21"/>
+                <w:szCs w:val="21"/>
+              </w:rPr>
+              <w:t>.</w:t>
             </w:r>
           </w:p>
         </w:tc>
@@ -558,7 +768,7 @@
                 <w:sz w:val="21"/>
                 <w:szCs w:val="21"/>
               </w:rPr>
-              <w:t>Box Notes</w:t>
+              <w:t>Box Notes (Box as Source)</w:t>
             </w:r>
           </w:p>
         </w:tc>
@@ -733,6 +943,68 @@
       </w:tr>
       <w:tr>
         <w:trPr>
+          <w:trHeight w:val="812"/>
+        </w:trPr>
+        <w:tc>
+          <w:tcPr>
+            <w:tcW w:w="3538" w:type="dxa"/>
+            <w:tcBorders>
+              <w:top w:val="single" w:sz="6" w:space="0" w:color="666666"/>
+              <w:left w:val="single" w:sz="6" w:space="0" w:color="666666"/>
+              <w:bottom w:val="single" w:sz="6" w:space="0" w:color="666666"/>
+              <w:right w:val="single" w:sz="6" w:space="0" w:color="666666"/>
+            </w:tcBorders>
+          </w:tcPr>
+          <w:p>
+            <w:pPr>
+              <w:ind w:left="4"/>
+              <w:rPr>
+                <w:sz w:val="21"/>
+                <w:szCs w:val="21"/>
+              </w:rPr>
+            </w:pPr>
+            <w:r>
+              <w:rPr>
+                <w:rFonts w:ascii="Arial" w:eastAsia="Arial" w:hAnsi="Arial" w:cs="Arial"/>
+                <w:b/>
+                <w:sz w:val="21"/>
+                <w:szCs w:val="21"/>
+              </w:rPr>
+              <w:t>Supressing email notifications</w:t>
+            </w:r>
+          </w:p>
+        </w:tc>
+        <w:tc>
+          <w:tcPr>
+            <w:tcW w:w="7183" w:type="dxa"/>
+            <w:tcBorders>
+              <w:top w:val="single" w:sz="6" w:space="0" w:color="666666"/>
+              <w:left w:val="single" w:sz="6" w:space="0" w:color="666666"/>
+              <w:bottom w:val="single" w:sz="6" w:space="0" w:color="666666"/>
+              <w:right w:val="single" w:sz="6" w:space="0" w:color="666666"/>
+            </w:tcBorders>
+          </w:tcPr>
+          <w:p>
+            <w:pPr>
+              <w:ind w:right="224"/>
+              <w:rPr>
+                <w:sz w:val="21"/>
+                <w:szCs w:val="21"/>
+              </w:rPr>
+            </w:pPr>
+            <w:r>
+              <w:rPr>
+                <w:rFonts w:ascii="Arial" w:eastAsia="Arial" w:hAnsi="Arial" w:cs="Arial"/>
+                <w:sz w:val="21"/>
+                <w:szCs w:val="21"/>
+              </w:rPr>
+              <w:t>The system will automatically prevent the generation of email notifications for collaborations on folders/files originating from the destination cloud.</w:t>
+            </w:r>
+          </w:p>
+        </w:tc>
+      </w:tr>
+      <w:tr>
+        <w:trPr>
           <w:trHeight w:val="630"/>
         </w:trPr>
         <w:tc>
@@ -760,7 +1032,7 @@
                 <w:sz w:val="21"/>
                 <w:szCs w:val="21"/>
               </w:rPr>
-              <w:t>Auto Retry</w:t>
+              <w:t>Auto-Retry</w:t>
             </w:r>
           </w:p>
         </w:tc>

--- a/backend-exhibits/Box to Dropbox Advanced Plan - Advanced Include.docx
+++ b/backend-exhibits/Box to Dropbox Advanced Plan - Advanced Include.docx
@@ -14,15 +14,15 @@
         <w:tblW w:w="10721" w:type="dxa"/>
         <w:tblInd w:w="-681" w:type="dxa"/>
         <w:tblCellMar>
-          <w:top w:w="106" w:type="dxa"/>
-          <w:left w:w="62" w:type="dxa"/>
-          <w:right w:w="26" w:type="dxa"/>
+          <w:top w:w="95" w:type="dxa"/>
+          <w:left w:w="63" w:type="dxa"/>
+          <w:right w:w="115" w:type="dxa"/>
         </w:tblCellMar>
         <w:tblLook w:val="04A0" w:firstRow="1" w:lastRow="0" w:firstColumn="1" w:lastColumn="0" w:noHBand="0" w:noVBand="1"/>
       </w:tblPr>
       <w:tblGrid>
-        <w:gridCol w:w="3538"/>
-        <w:gridCol w:w="7183"/>
+        <w:gridCol w:w="3118"/>
+        <w:gridCol w:w="7603"/>
       </w:tblGrid>
       <w:tr>
         <w:trPr>
@@ -42,9 +42,10 @@
           </w:tcPr>
           <w:p>
             <w:pPr>
-              <w:ind w:right="36"/>
+              <w:ind w:left="52"/>
               <w:jc w:val="center"/>
               <w:rPr>
+                <w:rFonts w:ascii="Arial" w:hAnsi="Arial" w:cs="Arial"/>
                 <w:sz w:val="21"/>
                 <w:szCs w:val="21"/>
               </w:rPr>
@@ -56,21 +57,23 @@
                 <w:sz w:val="21"/>
                 <w:szCs w:val="21"/>
               </w:rPr>
-              <w:t xml:space="preserve">INCLUDED IN BOX </w:t>
+              <w:t xml:space="preserve">INCLUDED IN </w:t>
             </w:r>
             <w:r>
               <w:rPr>
                 <w:rFonts w:ascii="Arial" w:eastAsia="Arial" w:hAnsi="Arial" w:cs="Arial"/>
                 <w:b/>
-                <w:sz w:val="21"/>
-                <w:szCs w:val="21"/>
-              </w:rPr>
-              <w:t>TO</w:t>
+                <w:bCs/>
+                <w:sz w:val="21"/>
+                <w:szCs w:val="21"/>
+              </w:rPr>
+              <w:t>BOX TO DROPBOX</w:t>
             </w:r>
             <w:r>
               <w:rPr>
                 <w:rFonts w:ascii="Arial" w:eastAsia="Arial" w:hAnsi="Arial" w:cs="Arial"/>
                 <w:b/>
+                <w:bCs/>
                 <w:sz w:val="21"/>
                 <w:szCs w:val="21"/>
               </w:rPr>
@@ -83,983 +86,1103 @@
                 <w:sz w:val="21"/>
                 <w:szCs w:val="21"/>
               </w:rPr>
-              <w:t>DROP</w:t>
-            </w:r>
-            <w:r>
-              <w:rPr>
-                <w:rFonts w:ascii="Arial" w:eastAsia="Arial" w:hAnsi="Arial" w:cs="Arial"/>
-                <w:b/>
-                <w:sz w:val="21"/>
-                <w:szCs w:val="21"/>
-              </w:rPr>
-              <w:t>BOX MIGRATION FEATURES</w:t>
+              <w:t>MIGRATION FEATURES</w:t>
             </w:r>
           </w:p>
         </w:tc>
       </w:tr>
       <w:tr>
         <w:trPr>
-          <w:trHeight w:val="812"/>
+          <w:trHeight w:val="640"/>
         </w:trPr>
         <w:tc>
           <w:tcPr>
-            <w:tcW w:w="3538" w:type="dxa"/>
-            <w:tcBorders>
-              <w:top w:val="single" w:sz="6" w:space="0" w:color="666666"/>
-              <w:left w:val="single" w:sz="6" w:space="0" w:color="666666"/>
-              <w:bottom w:val="single" w:sz="6" w:space="0" w:color="666666"/>
-              <w:right w:val="single" w:sz="6" w:space="0" w:color="666666"/>
-            </w:tcBorders>
-          </w:tcPr>
-          <w:p>
-            <w:pPr>
-              <w:ind w:left="4"/>
-              <w:rPr>
-                <w:sz w:val="21"/>
-                <w:szCs w:val="21"/>
-              </w:rPr>
-            </w:pPr>
-            <w:r>
-              <w:rPr>
-                <w:rFonts w:ascii="Arial" w:eastAsia="Arial" w:hAnsi="Arial" w:cs="Arial"/>
-                <w:b/>
-                <w:sz w:val="21"/>
-                <w:szCs w:val="21"/>
-              </w:rPr>
-              <w:t>Data Migration (Files &amp; Folders with structure)</w:t>
-            </w:r>
-          </w:p>
-        </w:tc>
-        <w:tc>
-          <w:tcPr>
-            <w:tcW w:w="7183" w:type="dxa"/>
-            <w:tcBorders>
-              <w:top w:val="single" w:sz="6" w:space="0" w:color="666666"/>
-              <w:left w:val="single" w:sz="6" w:space="0" w:color="666666"/>
-              <w:bottom w:val="single" w:sz="6" w:space="0" w:color="666666"/>
-              <w:right w:val="single" w:sz="6" w:space="0" w:color="666666"/>
-            </w:tcBorders>
-          </w:tcPr>
-          <w:p>
-            <w:pPr>
-              <w:ind w:right="224"/>
-              <w:rPr>
-                <w:sz w:val="21"/>
-                <w:szCs w:val="21"/>
-              </w:rPr>
-            </w:pPr>
-            <w:proofErr w:type="spellStart"/>
-            <w:r>
-              <w:rPr>
-                <w:rFonts w:ascii="Arial" w:eastAsia="Arial" w:hAnsi="Arial" w:cs="Arial"/>
-                <w:sz w:val="21"/>
-                <w:szCs w:val="21"/>
-              </w:rPr>
-              <w:t>CloudFuze</w:t>
-            </w:r>
-            <w:proofErr w:type="spellEnd"/>
-            <w:r>
-              <w:rPr>
-                <w:rFonts w:ascii="Arial" w:eastAsia="Arial" w:hAnsi="Arial" w:cs="Arial"/>
-                <w:sz w:val="21"/>
-                <w:szCs w:val="21"/>
-              </w:rPr>
-              <w:t xml:space="preserve"> ensures the seamless migration of the data from the source cloud to destination, preserving the accuracy and integrity of the data structure.</w:t>
+            <w:tcW w:w="3118" w:type="dxa"/>
+            <w:tcBorders>
+              <w:top w:val="single" w:sz="6" w:space="0" w:color="666666"/>
+              <w:left w:val="single" w:sz="6" w:space="0" w:color="666666"/>
+              <w:bottom w:val="single" w:sz="6" w:space="0" w:color="666666"/>
+              <w:right w:val="single" w:sz="6" w:space="0" w:color="666666"/>
+            </w:tcBorders>
+          </w:tcPr>
+          <w:p>
+            <w:pPr>
+              <w:ind w:left="3"/>
+              <w:rPr>
+                <w:rFonts w:ascii="Arial" w:hAnsi="Arial" w:cs="Arial"/>
+                <w:b/>
+                <w:bCs/>
+                <w:sz w:val="21"/>
+                <w:szCs w:val="21"/>
+              </w:rPr>
+            </w:pPr>
+            <w:r>
+              <w:rPr>
+                <w:rFonts w:ascii="Arial" w:hAnsi="Arial" w:cs="Arial"/>
+                <w:b/>
+                <w:bCs/>
+                <w:sz w:val="21"/>
+                <w:szCs w:val="21"/>
+              </w:rPr>
+              <w:t>One Time Migration</w:t>
+            </w:r>
+          </w:p>
+        </w:tc>
+        <w:tc>
+          <w:tcPr>
+            <w:tcW w:w="7603" w:type="dxa"/>
+            <w:tcBorders>
+              <w:top w:val="single" w:sz="6" w:space="0" w:color="666666"/>
+              <w:left w:val="single" w:sz="6" w:space="0" w:color="666666"/>
+              <w:bottom w:val="single" w:sz="6" w:space="0" w:color="666666"/>
+              <w:right w:val="single" w:sz="6" w:space="0" w:color="666666"/>
+            </w:tcBorders>
+          </w:tcPr>
+          <w:p>
+            <w:pPr>
+              <w:rPr>
+                <w:rFonts w:ascii="Arial" w:hAnsi="Arial" w:cs="Arial"/>
+                <w:sz w:val="21"/>
+                <w:szCs w:val="21"/>
+              </w:rPr>
+            </w:pPr>
+            <w:r>
+              <w:rPr>
+                <w:rFonts w:ascii="Arial" w:hAnsi="Arial" w:cs="Arial"/>
+                <w:sz w:val="21"/>
+                <w:szCs w:val="21"/>
+              </w:rPr>
+              <w:t>The initial data migration from source to destination is considered as One-time migration</w:t>
+            </w:r>
+            <w:r>
+              <w:rPr>
+                <w:rFonts w:ascii="Arial" w:hAnsi="Arial" w:cs="Arial"/>
+                <w:sz w:val="21"/>
+                <w:szCs w:val="21"/>
+              </w:rPr>
+              <w:t>.</w:t>
             </w:r>
           </w:p>
         </w:tc>
       </w:tr>
       <w:tr>
         <w:trPr>
-          <w:trHeight w:val="645"/>
+          <w:trHeight w:val="465"/>
         </w:trPr>
         <w:tc>
           <w:tcPr>
-            <w:tcW w:w="3538" w:type="dxa"/>
-            <w:tcBorders>
-              <w:top w:val="single" w:sz="6" w:space="0" w:color="666666"/>
-              <w:left w:val="single" w:sz="6" w:space="0" w:color="666666"/>
-              <w:bottom w:val="single" w:sz="6" w:space="0" w:color="666666"/>
-              <w:right w:val="single" w:sz="6" w:space="0" w:color="666666"/>
-            </w:tcBorders>
-          </w:tcPr>
-          <w:p>
-            <w:pPr>
-              <w:ind w:left="4"/>
-              <w:rPr>
-                <w:sz w:val="21"/>
-                <w:szCs w:val="21"/>
-              </w:rPr>
-            </w:pPr>
-            <w:r>
-              <w:rPr>
-                <w:rFonts w:ascii="Arial" w:eastAsia="Arial" w:hAnsi="Arial" w:cs="Arial"/>
-                <w:b/>
-                <w:sz w:val="21"/>
-                <w:szCs w:val="21"/>
-              </w:rPr>
-              <w:t>Root Folder Permissions</w:t>
-            </w:r>
-          </w:p>
-        </w:tc>
-        <w:tc>
-          <w:tcPr>
-            <w:tcW w:w="7183" w:type="dxa"/>
-            <w:tcBorders>
-              <w:top w:val="single" w:sz="6" w:space="0" w:color="666666"/>
-              <w:left w:val="single" w:sz="6" w:space="0" w:color="666666"/>
-              <w:bottom w:val="single" w:sz="6" w:space="0" w:color="666666"/>
-              <w:right w:val="single" w:sz="6" w:space="0" w:color="666666"/>
-            </w:tcBorders>
-          </w:tcPr>
-          <w:p>
-            <w:pPr>
-              <w:ind w:right="3075"/>
-              <w:rPr>
-                <w:sz w:val="21"/>
-                <w:szCs w:val="21"/>
-              </w:rPr>
-            </w:pPr>
-            <w:proofErr w:type="spellStart"/>
-            <w:r>
-              <w:rPr>
-                <w:rFonts w:ascii="Arial" w:eastAsia="Arial" w:hAnsi="Arial" w:cs="Arial"/>
-                <w:sz w:val="21"/>
-                <w:szCs w:val="21"/>
-              </w:rPr>
-              <w:t>CloudFuzepreserves</w:t>
-            </w:r>
-            <w:proofErr w:type="spellEnd"/>
-            <w:r>
-              <w:rPr>
-                <w:rFonts w:ascii="Arial" w:eastAsia="Arial" w:hAnsi="Arial" w:cs="Arial"/>
-                <w:sz w:val="21"/>
-                <w:szCs w:val="21"/>
-              </w:rPr>
-              <w:t xml:space="preserve"> all root folder permissions along with access levels.</w:t>
-            </w:r>
+            <w:tcW w:w="3118" w:type="dxa"/>
+            <w:tcBorders>
+              <w:top w:val="single" w:sz="6" w:space="0" w:color="666666"/>
+              <w:left w:val="single" w:sz="6" w:space="0" w:color="666666"/>
+              <w:bottom w:val="single" w:sz="6" w:space="0" w:color="666666"/>
+              <w:right w:val="single" w:sz="6" w:space="0" w:color="666666"/>
+            </w:tcBorders>
+          </w:tcPr>
+          <w:p>
+            <w:pPr>
+              <w:ind w:left="3"/>
+              <w:rPr>
+                <w:rFonts w:ascii="Arial" w:hAnsi="Arial" w:cs="Arial"/>
+                <w:b/>
+                <w:bCs/>
+                <w:sz w:val="21"/>
+                <w:szCs w:val="21"/>
+              </w:rPr>
+            </w:pPr>
+            <w:r>
+              <w:rPr>
+                <w:rFonts w:ascii="Arial" w:hAnsi="Arial" w:cs="Arial"/>
+                <w:b/>
+                <w:bCs/>
+                <w:sz w:val="21"/>
+                <w:szCs w:val="21"/>
+              </w:rPr>
+              <w:t>Delta Migration</w:t>
+            </w:r>
+          </w:p>
+        </w:tc>
+        <w:tc>
+          <w:tcPr>
+            <w:tcW w:w="7603" w:type="dxa"/>
+            <w:tcBorders>
+              <w:top w:val="single" w:sz="6" w:space="0" w:color="666666"/>
+              <w:left w:val="single" w:sz="6" w:space="0" w:color="666666"/>
+              <w:bottom w:val="single" w:sz="6" w:space="0" w:color="666666"/>
+              <w:right w:val="single" w:sz="6" w:space="0" w:color="666666"/>
+            </w:tcBorders>
+          </w:tcPr>
+          <w:p>
+            <w:pPr>
+              <w:spacing w:line="240" w:lineRule="auto"/>
+              <w:rPr>
+                <w:rFonts w:ascii="Arial" w:eastAsia="Times New Roman" w:hAnsi="Arial" w:cs="Arial"/>
+                <w:sz w:val="21"/>
+                <w:szCs w:val="21"/>
+              </w:rPr>
+            </w:pPr>
+            <w:r>
+              <w:rPr>
+                <w:rFonts w:ascii="Arial" w:hAnsi="Arial" w:cs="Arial"/>
+                <w:sz w:val="21"/>
+                <w:szCs w:val="21"/>
+              </w:rPr>
+              <w:t>Migration of incremental changes made in source during the onetime migration.</w:t>
+            </w:r>
+          </w:p>
+          <w:p>
+            <w:pPr>
+              <w:rPr>
+                <w:rFonts w:ascii="Arial" w:hAnsi="Arial" w:cs="Arial"/>
+                <w:sz w:val="21"/>
+                <w:szCs w:val="21"/>
+              </w:rPr>
+            </w:pPr>
           </w:p>
         </w:tc>
       </w:tr>
       <w:tr>
         <w:trPr>
-          <w:trHeight w:val="375"/>
+          <w:trHeight w:val="842"/>
         </w:trPr>
         <w:tc>
           <w:tcPr>
-            <w:tcW w:w="3538" w:type="dxa"/>
-            <w:tcBorders>
-              <w:top w:val="single" w:sz="6" w:space="0" w:color="666666"/>
-              <w:left w:val="single" w:sz="6" w:space="0" w:color="666666"/>
-              <w:bottom w:val="single" w:sz="6" w:space="0" w:color="666666"/>
-              <w:right w:val="single" w:sz="6" w:space="0" w:color="666666"/>
-            </w:tcBorders>
-          </w:tcPr>
-          <w:p>
-            <w:pPr>
-              <w:ind w:left="4"/>
-              <w:rPr>
-                <w:sz w:val="21"/>
-                <w:szCs w:val="21"/>
-              </w:rPr>
-            </w:pPr>
-            <w:r>
-              <w:rPr>
-                <w:rFonts w:ascii="Arial" w:eastAsia="Arial" w:hAnsi="Arial" w:cs="Arial"/>
-                <w:b/>
-                <w:sz w:val="21"/>
-                <w:szCs w:val="21"/>
-              </w:rPr>
-              <w:t>Root File Permissions</w:t>
-            </w:r>
-          </w:p>
-        </w:tc>
-        <w:tc>
-          <w:tcPr>
-            <w:tcW w:w="7183" w:type="dxa"/>
-            <w:tcBorders>
-              <w:top w:val="single" w:sz="6" w:space="0" w:color="666666"/>
-              <w:left w:val="single" w:sz="6" w:space="0" w:color="666666"/>
-              <w:bottom w:val="single" w:sz="6" w:space="0" w:color="666666"/>
-              <w:right w:val="single" w:sz="6" w:space="0" w:color="666666"/>
-            </w:tcBorders>
-          </w:tcPr>
-          <w:p>
-            <w:pPr>
-              <w:rPr>
-                <w:sz w:val="21"/>
-                <w:szCs w:val="21"/>
-              </w:rPr>
-            </w:pPr>
-            <w:proofErr w:type="spellStart"/>
-            <w:r>
-              <w:rPr>
-                <w:rFonts w:ascii="Arial" w:eastAsia="Arial" w:hAnsi="Arial" w:cs="Arial"/>
-                <w:sz w:val="21"/>
-                <w:szCs w:val="21"/>
-              </w:rPr>
-              <w:t>CloudFuze</w:t>
-            </w:r>
-            <w:proofErr w:type="spellEnd"/>
-            <w:r>
-              <w:rPr>
-                <w:rFonts w:ascii="Arial" w:eastAsia="Arial" w:hAnsi="Arial" w:cs="Arial"/>
-                <w:sz w:val="21"/>
-                <w:szCs w:val="21"/>
-              </w:rPr>
-              <w:t xml:space="preserve"> preserves all Root file permissions along with access levels.</w:t>
+            <w:tcW w:w="3118" w:type="dxa"/>
+            <w:tcBorders>
+              <w:top w:val="single" w:sz="6" w:space="0" w:color="666666"/>
+              <w:left w:val="single" w:sz="6" w:space="0" w:color="666666"/>
+              <w:bottom w:val="single" w:sz="6" w:space="0" w:color="666666"/>
+              <w:right w:val="single" w:sz="6" w:space="0" w:color="666666"/>
+            </w:tcBorders>
+          </w:tcPr>
+          <w:p>
+            <w:pPr>
+              <w:ind w:left="3"/>
+              <w:rPr>
+                <w:rFonts w:ascii="Arial" w:hAnsi="Arial" w:cs="Arial"/>
+                <w:b/>
+                <w:bCs/>
+                <w:sz w:val="21"/>
+                <w:szCs w:val="21"/>
+              </w:rPr>
+            </w:pPr>
+            <w:r>
+              <w:rPr>
+                <w:rFonts w:ascii="Arial" w:hAnsi="Arial" w:cs="Arial"/>
+                <w:b/>
+                <w:bCs/>
+                <w:sz w:val="21"/>
+                <w:szCs w:val="21"/>
+              </w:rPr>
+              <w:t>Folder Display</w:t>
+            </w:r>
+          </w:p>
+        </w:tc>
+        <w:tc>
+          <w:tcPr>
+            <w:tcW w:w="7603" w:type="dxa"/>
+            <w:tcBorders>
+              <w:top w:val="single" w:sz="6" w:space="0" w:color="666666"/>
+              <w:left w:val="single" w:sz="6" w:space="0" w:color="666666"/>
+              <w:bottom w:val="single" w:sz="6" w:space="0" w:color="666666"/>
+              <w:right w:val="single" w:sz="6" w:space="0" w:color="666666"/>
+            </w:tcBorders>
+          </w:tcPr>
+          <w:p>
+            <w:pPr>
+              <w:rPr>
+                <w:rFonts w:ascii="Arial" w:hAnsi="Arial" w:cs="Arial"/>
+                <w:sz w:val="21"/>
+                <w:szCs w:val="21"/>
+              </w:rPr>
+            </w:pPr>
+            <w:r>
+              <w:rPr>
+                <w:rFonts w:ascii="Arial" w:hAnsi="Arial" w:cs="Arial"/>
+                <w:sz w:val="21"/>
+                <w:szCs w:val="21"/>
+              </w:rPr>
+              <w:t>An option to map source and destination users through a visual selection of folders in the CloudFuze webapp.</w:t>
             </w:r>
           </w:p>
         </w:tc>
       </w:tr>
       <w:tr>
         <w:trPr>
-          <w:trHeight w:val="812"/>
+          <w:trHeight w:val="497"/>
         </w:trPr>
         <w:tc>
           <w:tcPr>
-            <w:tcW w:w="3538" w:type="dxa"/>
-            <w:tcBorders>
-              <w:top w:val="single" w:sz="6" w:space="0" w:color="666666"/>
-              <w:left w:val="single" w:sz="6" w:space="0" w:color="666666"/>
-              <w:bottom w:val="single" w:sz="6" w:space="0" w:color="666666"/>
-              <w:right w:val="single" w:sz="6" w:space="0" w:color="666666"/>
-            </w:tcBorders>
-          </w:tcPr>
-          <w:p>
-            <w:pPr>
-              <w:ind w:left="4"/>
-              <w:rPr>
-                <w:sz w:val="21"/>
-                <w:szCs w:val="21"/>
-              </w:rPr>
-            </w:pPr>
-            <w:r>
-              <w:rPr>
-                <w:rFonts w:ascii="Arial" w:eastAsia="Arial" w:hAnsi="Arial" w:cs="Arial"/>
-                <w:b/>
-                <w:sz w:val="21"/>
-                <w:szCs w:val="21"/>
-              </w:rPr>
-              <w:t>Sub-folder permissions</w:t>
-            </w:r>
-          </w:p>
-        </w:tc>
-        <w:tc>
-          <w:tcPr>
-            <w:tcW w:w="7183" w:type="dxa"/>
-            <w:tcBorders>
-              <w:top w:val="single" w:sz="6" w:space="0" w:color="666666"/>
-              <w:left w:val="single" w:sz="6" w:space="0" w:color="666666"/>
-              <w:bottom w:val="single" w:sz="6" w:space="0" w:color="666666"/>
-              <w:right w:val="single" w:sz="6" w:space="0" w:color="666666"/>
-            </w:tcBorders>
-          </w:tcPr>
-          <w:p>
-            <w:pPr>
-              <w:ind w:right="224"/>
-              <w:rPr>
-                <w:sz w:val="21"/>
-                <w:szCs w:val="21"/>
-              </w:rPr>
-            </w:pPr>
-            <w:proofErr w:type="spellStart"/>
-            <w:r>
-              <w:rPr>
-                <w:rFonts w:ascii="Arial" w:eastAsia="Arial" w:hAnsi="Arial" w:cs="Arial"/>
-                <w:sz w:val="21"/>
-                <w:szCs w:val="21"/>
-              </w:rPr>
-              <w:t>CloudFuze</w:t>
-            </w:r>
-            <w:proofErr w:type="spellEnd"/>
-            <w:r>
-              <w:rPr>
-                <w:rFonts w:ascii="Arial" w:eastAsia="Arial" w:hAnsi="Arial" w:cs="Arial"/>
-                <w:sz w:val="21"/>
-                <w:szCs w:val="21"/>
-              </w:rPr>
-              <w:t xml:space="preserve"> preserves all subfolder permissions along with access levels.</w:t>
+            <w:tcW w:w="3118" w:type="dxa"/>
+            <w:tcBorders>
+              <w:top w:val="single" w:sz="6" w:space="0" w:color="666666"/>
+              <w:left w:val="single" w:sz="6" w:space="0" w:color="666666"/>
+              <w:bottom w:val="single" w:sz="6" w:space="0" w:color="666666"/>
+              <w:right w:val="single" w:sz="6" w:space="0" w:color="666666"/>
+            </w:tcBorders>
+          </w:tcPr>
+          <w:p>
+            <w:pPr>
+              <w:ind w:left="3"/>
+              <w:rPr>
+                <w:rFonts w:ascii="Arial" w:hAnsi="Arial" w:cs="Arial"/>
+                <w:b/>
+                <w:bCs/>
+                <w:sz w:val="21"/>
+                <w:szCs w:val="21"/>
+              </w:rPr>
+            </w:pPr>
+            <w:r>
+              <w:rPr>
+                <w:rFonts w:ascii="Arial" w:hAnsi="Arial" w:cs="Arial"/>
+                <w:b/>
+                <w:bCs/>
+                <w:sz w:val="21"/>
+                <w:szCs w:val="21"/>
+              </w:rPr>
+              <w:t>Versions</w:t>
+            </w:r>
+          </w:p>
+        </w:tc>
+        <w:tc>
+          <w:tcPr>
+            <w:tcW w:w="7603" w:type="dxa"/>
+            <w:tcBorders>
+              <w:top w:val="single" w:sz="6" w:space="0" w:color="666666"/>
+              <w:left w:val="single" w:sz="6" w:space="0" w:color="666666"/>
+              <w:bottom w:val="single" w:sz="6" w:space="0" w:color="666666"/>
+              <w:right w:val="single" w:sz="6" w:space="0" w:color="666666"/>
+            </w:tcBorders>
+          </w:tcPr>
+          <w:p>
+            <w:pPr>
+              <w:rPr>
+                <w:rFonts w:ascii="Arial" w:hAnsi="Arial" w:cs="Arial"/>
+                <w:sz w:val="21"/>
+                <w:szCs w:val="21"/>
+              </w:rPr>
+            </w:pPr>
+            <w:r>
+              <w:rPr>
+                <w:rFonts w:ascii="Arial" w:hAnsi="Arial" w:cs="Arial"/>
+                <w:sz w:val="21"/>
+                <w:szCs w:val="21"/>
+              </w:rPr>
+              <w:t>Migration of all file versions from source to destination.</w:t>
             </w:r>
           </w:p>
         </w:tc>
       </w:tr>
       <w:tr>
         <w:trPr>
-          <w:trHeight w:val="812"/>
+          <w:trHeight w:val="708"/>
         </w:trPr>
         <w:tc>
           <w:tcPr>
-            <w:tcW w:w="3538" w:type="dxa"/>
-            <w:tcBorders>
-              <w:top w:val="single" w:sz="6" w:space="0" w:color="666666"/>
-              <w:left w:val="single" w:sz="6" w:space="0" w:color="666666"/>
-              <w:bottom w:val="single" w:sz="6" w:space="0" w:color="666666"/>
-              <w:right w:val="single" w:sz="6" w:space="0" w:color="666666"/>
-            </w:tcBorders>
-          </w:tcPr>
-          <w:p>
-            <w:pPr>
-              <w:ind w:left="4"/>
-              <w:rPr>
-                <w:sz w:val="21"/>
-                <w:szCs w:val="21"/>
-              </w:rPr>
-            </w:pPr>
-            <w:r>
-              <w:rPr>
-                <w:rFonts w:ascii="Arial" w:eastAsia="Arial" w:hAnsi="Arial" w:cs="Arial"/>
-                <w:b/>
-                <w:sz w:val="21"/>
-                <w:szCs w:val="21"/>
-              </w:rPr>
-              <w:t>In line file comments</w:t>
-            </w:r>
-          </w:p>
-        </w:tc>
-        <w:tc>
-          <w:tcPr>
-            <w:tcW w:w="7183" w:type="dxa"/>
-            <w:tcBorders>
-              <w:top w:val="single" w:sz="6" w:space="0" w:color="666666"/>
-              <w:left w:val="single" w:sz="6" w:space="0" w:color="666666"/>
-              <w:bottom w:val="single" w:sz="6" w:space="0" w:color="666666"/>
-              <w:right w:val="single" w:sz="6" w:space="0" w:color="666666"/>
-            </w:tcBorders>
-          </w:tcPr>
-          <w:p>
-            <w:pPr>
-              <w:ind w:right="224"/>
-              <w:rPr>
-                <w:sz w:val="21"/>
-                <w:szCs w:val="21"/>
-              </w:rPr>
-            </w:pPr>
-            <w:r>
-              <w:rPr>
-                <w:rFonts w:ascii="Arial" w:eastAsia="Arial" w:hAnsi="Arial" w:cs="Arial"/>
-                <w:sz w:val="21"/>
-                <w:szCs w:val="21"/>
-              </w:rPr>
-              <w:t>Inline file comments of the box will be migrated to the destination cloud. All the file comments will preserve in the CSV formatted file in the destination.</w:t>
+            <w:tcW w:w="3118" w:type="dxa"/>
+            <w:tcBorders>
+              <w:top w:val="single" w:sz="6" w:space="0" w:color="666666"/>
+              <w:left w:val="single" w:sz="6" w:space="0" w:color="666666"/>
+              <w:bottom w:val="single" w:sz="6" w:space="0" w:color="666666"/>
+              <w:right w:val="single" w:sz="6" w:space="0" w:color="666666"/>
+            </w:tcBorders>
+          </w:tcPr>
+          <w:p>
+            <w:pPr>
+              <w:ind w:left="3"/>
+              <w:rPr>
+                <w:rFonts w:ascii="Arial" w:hAnsi="Arial" w:cs="Arial"/>
+                <w:b/>
+                <w:bCs/>
+                <w:sz w:val="21"/>
+                <w:szCs w:val="21"/>
+              </w:rPr>
+            </w:pPr>
+            <w:r>
+              <w:rPr>
+                <w:rFonts w:ascii="Arial" w:hAnsi="Arial" w:cs="Arial"/>
+                <w:b/>
+                <w:bCs/>
+                <w:sz w:val="21"/>
+                <w:szCs w:val="21"/>
+              </w:rPr>
+              <w:t>Selective Versions</w:t>
+            </w:r>
+          </w:p>
+        </w:tc>
+        <w:tc>
+          <w:tcPr>
+            <w:tcW w:w="7603" w:type="dxa"/>
+            <w:tcBorders>
+              <w:top w:val="single" w:sz="6" w:space="0" w:color="666666"/>
+              <w:left w:val="single" w:sz="6" w:space="0" w:color="666666"/>
+              <w:bottom w:val="single" w:sz="6" w:space="0" w:color="666666"/>
+              <w:right w:val="single" w:sz="6" w:space="0" w:color="666666"/>
+            </w:tcBorders>
+          </w:tcPr>
+          <w:p>
+            <w:pPr>
+              <w:rPr>
+                <w:rFonts w:ascii="Arial" w:hAnsi="Arial" w:cs="Arial"/>
+                <w:sz w:val="21"/>
+                <w:szCs w:val="21"/>
+              </w:rPr>
+            </w:pPr>
+            <w:r>
+              <w:rPr>
+                <w:rFonts w:ascii="Arial" w:hAnsi="Arial" w:cs="Arial"/>
+                <w:sz w:val="21"/>
+                <w:szCs w:val="21"/>
+              </w:rPr>
+              <w:t>Migration of selective versions of files from source to destination. If we opt for five, the last five versions will get migrates to the destination.</w:t>
             </w:r>
           </w:p>
         </w:tc>
       </w:tr>
       <w:tr>
         <w:trPr>
-          <w:trHeight w:val="825"/>
+          <w:trHeight w:val="390"/>
         </w:trPr>
         <w:tc>
           <w:tcPr>
-            <w:tcW w:w="3538" w:type="dxa"/>
-            <w:tcBorders>
-              <w:top w:val="single" w:sz="6" w:space="0" w:color="666666"/>
-              <w:left w:val="single" w:sz="6" w:space="0" w:color="666666"/>
-              <w:bottom w:val="single" w:sz="6" w:space="0" w:color="666666"/>
-              <w:right w:val="single" w:sz="6" w:space="0" w:color="666666"/>
-            </w:tcBorders>
-          </w:tcPr>
-          <w:p>
-            <w:pPr>
-              <w:ind w:left="4"/>
-              <w:rPr>
-                <w:sz w:val="21"/>
-                <w:szCs w:val="21"/>
-              </w:rPr>
-            </w:pPr>
-            <w:r>
-              <w:rPr>
-                <w:rFonts w:ascii="Arial" w:eastAsia="Arial" w:hAnsi="Arial" w:cs="Arial"/>
-                <w:b/>
-                <w:sz w:val="21"/>
-                <w:szCs w:val="21"/>
-              </w:rPr>
-              <w:t>External Shares</w:t>
-            </w:r>
-          </w:p>
-        </w:tc>
-        <w:tc>
-          <w:tcPr>
-            <w:tcW w:w="7183" w:type="dxa"/>
-            <w:tcBorders>
-              <w:top w:val="single" w:sz="6" w:space="0" w:color="666666"/>
-              <w:left w:val="single" w:sz="6" w:space="0" w:color="666666"/>
-              <w:bottom w:val="single" w:sz="6" w:space="0" w:color="666666"/>
-              <w:right w:val="single" w:sz="6" w:space="0" w:color="666666"/>
-            </w:tcBorders>
-          </w:tcPr>
-          <w:p>
-            <w:pPr>
-              <w:ind w:right="94"/>
-              <w:rPr>
-                <w:sz w:val="21"/>
-                <w:szCs w:val="21"/>
-              </w:rPr>
-            </w:pPr>
-            <w:proofErr w:type="spellStart"/>
-            <w:r>
-              <w:rPr>
-                <w:rFonts w:ascii="Arial" w:eastAsia="Arial" w:hAnsi="Arial" w:cs="Arial"/>
-                <w:sz w:val="21"/>
-                <w:szCs w:val="21"/>
-              </w:rPr>
-              <w:t>CloudFuze</w:t>
-            </w:r>
-            <w:proofErr w:type="spellEnd"/>
-            <w:r>
-              <w:rPr>
-                <w:rFonts w:ascii="Arial" w:eastAsia="Arial" w:hAnsi="Arial" w:cs="Arial"/>
-                <w:sz w:val="21"/>
-                <w:szCs w:val="21"/>
-              </w:rPr>
-              <w:t xml:space="preserve"> can migrate external permissions (Files/Folders shared with people of outside organizations) of files/folders to the destination along with access levels.</w:t>
+            <w:tcW w:w="3118" w:type="dxa"/>
+            <w:tcBorders>
+              <w:top w:val="single" w:sz="6" w:space="0" w:color="666666"/>
+              <w:left w:val="single" w:sz="6" w:space="0" w:color="666666"/>
+              <w:bottom w:val="single" w:sz="6" w:space="0" w:color="666666"/>
+              <w:right w:val="single" w:sz="6" w:space="0" w:color="666666"/>
+            </w:tcBorders>
+          </w:tcPr>
+          <w:p>
+            <w:pPr>
+              <w:ind w:left="3"/>
+              <w:rPr>
+                <w:rFonts w:ascii="Arial" w:hAnsi="Arial" w:cs="Arial"/>
+                <w:b/>
+                <w:bCs/>
+                <w:sz w:val="21"/>
+                <w:szCs w:val="21"/>
+              </w:rPr>
+            </w:pPr>
+            <w:r>
+              <w:rPr>
+                <w:rFonts w:ascii="Arial" w:hAnsi="Arial" w:cs="Arial"/>
+                <w:b/>
+                <w:bCs/>
+                <w:sz w:val="21"/>
+                <w:szCs w:val="21"/>
+              </w:rPr>
+              <w:t>Root Folder Permissions</w:t>
+            </w:r>
+          </w:p>
+        </w:tc>
+        <w:tc>
+          <w:tcPr>
+            <w:tcW w:w="7603" w:type="dxa"/>
+            <w:tcBorders>
+              <w:top w:val="single" w:sz="6" w:space="0" w:color="666666"/>
+              <w:left w:val="single" w:sz="6" w:space="0" w:color="666666"/>
+              <w:bottom w:val="single" w:sz="6" w:space="0" w:color="666666"/>
+              <w:right w:val="single" w:sz="6" w:space="0" w:color="666666"/>
+            </w:tcBorders>
+          </w:tcPr>
+          <w:p>
+            <w:pPr>
+              <w:rPr>
+                <w:rFonts w:ascii="Arial" w:hAnsi="Arial" w:cs="Arial"/>
+                <w:sz w:val="21"/>
+                <w:szCs w:val="21"/>
+              </w:rPr>
+            </w:pPr>
+            <w:r>
+              <w:rPr>
+                <w:rFonts w:ascii="Arial" w:hAnsi="Arial" w:cs="Arial"/>
+                <w:sz w:val="21"/>
+                <w:szCs w:val="21"/>
+              </w:rPr>
+              <w:t>CloudFuze preserves all root folder permissions along with access levels.</w:t>
             </w:r>
           </w:p>
         </w:tc>
       </w:tr>
       <w:tr>
         <w:trPr>
-          <w:trHeight w:val="375"/>
+          <w:trHeight w:val="390"/>
         </w:trPr>
         <w:tc>
           <w:tcPr>
-            <w:tcW w:w="3538" w:type="dxa"/>
-            <w:tcBorders>
-              <w:top w:val="single" w:sz="6" w:space="0" w:color="666666"/>
-              <w:left w:val="single" w:sz="6" w:space="0" w:color="666666"/>
-              <w:bottom w:val="single" w:sz="6" w:space="0" w:color="666666"/>
-              <w:right w:val="single" w:sz="6" w:space="0" w:color="666666"/>
-            </w:tcBorders>
-          </w:tcPr>
-          <w:p>
-            <w:pPr>
-              <w:ind w:left="4"/>
-              <w:rPr>
-                <w:sz w:val="21"/>
-                <w:szCs w:val="21"/>
-              </w:rPr>
-            </w:pPr>
-            <w:r>
-              <w:rPr>
-                <w:rFonts w:ascii="Arial" w:eastAsia="Arial" w:hAnsi="Arial" w:cs="Arial"/>
-                <w:b/>
-                <w:sz w:val="21"/>
-                <w:szCs w:val="21"/>
-              </w:rPr>
-              <w:t>Delta</w:t>
-            </w:r>
-          </w:p>
-        </w:tc>
-        <w:tc>
-          <w:tcPr>
-            <w:tcW w:w="7183" w:type="dxa"/>
-            <w:tcBorders>
-              <w:top w:val="single" w:sz="6" w:space="0" w:color="666666"/>
-              <w:left w:val="single" w:sz="6" w:space="0" w:color="666666"/>
-              <w:bottom w:val="single" w:sz="6" w:space="0" w:color="666666"/>
-              <w:right w:val="single" w:sz="6" w:space="0" w:color="666666"/>
-            </w:tcBorders>
-          </w:tcPr>
-          <w:p>
-            <w:pPr>
-              <w:rPr>
-                <w:sz w:val="21"/>
-                <w:szCs w:val="21"/>
-              </w:rPr>
-            </w:pPr>
-            <w:r>
-              <w:rPr>
-                <w:rFonts w:ascii="Arial" w:eastAsia="Arial" w:hAnsi="Arial" w:cs="Arial"/>
-                <w:sz w:val="21"/>
-                <w:szCs w:val="21"/>
-              </w:rPr>
-              <w:t xml:space="preserve">Migration of incremental changes made in source during the onetime migration. </w:t>
+            <w:tcW w:w="3118" w:type="dxa"/>
+            <w:tcBorders>
+              <w:top w:val="single" w:sz="6" w:space="0" w:color="666666"/>
+              <w:left w:val="single" w:sz="6" w:space="0" w:color="666666"/>
+              <w:bottom w:val="single" w:sz="6" w:space="0" w:color="666666"/>
+              <w:right w:val="single" w:sz="6" w:space="0" w:color="666666"/>
+            </w:tcBorders>
+          </w:tcPr>
+          <w:p>
+            <w:pPr>
+              <w:ind w:left="3"/>
+              <w:rPr>
+                <w:rFonts w:ascii="Arial" w:hAnsi="Arial" w:cs="Arial"/>
+                <w:b/>
+                <w:bCs/>
+                <w:sz w:val="21"/>
+                <w:szCs w:val="21"/>
+              </w:rPr>
+            </w:pPr>
+            <w:r>
+              <w:rPr>
+                <w:rFonts w:ascii="Arial" w:hAnsi="Arial" w:cs="Arial"/>
+                <w:b/>
+                <w:bCs/>
+                <w:sz w:val="21"/>
+                <w:szCs w:val="21"/>
+              </w:rPr>
+              <w:t>Sub Folder Permissions</w:t>
+            </w:r>
+          </w:p>
+        </w:tc>
+        <w:tc>
+          <w:tcPr>
+            <w:tcW w:w="7603" w:type="dxa"/>
+            <w:tcBorders>
+              <w:top w:val="single" w:sz="6" w:space="0" w:color="666666"/>
+              <w:left w:val="single" w:sz="6" w:space="0" w:color="666666"/>
+              <w:bottom w:val="single" w:sz="6" w:space="0" w:color="666666"/>
+              <w:right w:val="single" w:sz="6" w:space="0" w:color="666666"/>
+            </w:tcBorders>
+          </w:tcPr>
+          <w:p>
+            <w:pPr>
+              <w:rPr>
+                <w:rFonts w:ascii="Arial" w:hAnsi="Arial" w:cs="Arial"/>
+                <w:sz w:val="21"/>
+                <w:szCs w:val="21"/>
+              </w:rPr>
+            </w:pPr>
+            <w:r>
+              <w:rPr>
+                <w:rFonts w:ascii="Arial" w:hAnsi="Arial" w:cs="Arial"/>
+                <w:sz w:val="21"/>
+                <w:szCs w:val="21"/>
+              </w:rPr>
+              <w:t>CloudFuze preserves all subfolder permissions along with access levels.</w:t>
             </w:r>
           </w:p>
         </w:tc>
       </w:tr>
       <w:tr>
         <w:trPr>
-          <w:trHeight w:val="825"/>
+          <w:trHeight w:val="390"/>
         </w:trPr>
         <w:tc>
           <w:tcPr>
-            <w:tcW w:w="3538" w:type="dxa"/>
-            <w:tcBorders>
-              <w:top w:val="single" w:sz="6" w:space="0" w:color="666666"/>
-              <w:left w:val="single" w:sz="6" w:space="0" w:color="666666"/>
-              <w:bottom w:val="single" w:sz="6" w:space="0" w:color="666666"/>
-              <w:right w:val="single" w:sz="6" w:space="0" w:color="666666"/>
-            </w:tcBorders>
-          </w:tcPr>
-          <w:p>
-            <w:pPr>
-              <w:ind w:left="4"/>
-              <w:rPr>
-                <w:sz w:val="21"/>
-                <w:szCs w:val="21"/>
-              </w:rPr>
-            </w:pPr>
-            <w:r>
-              <w:rPr>
-                <w:rFonts w:ascii="Arial" w:eastAsia="Arial" w:hAnsi="Arial" w:cs="Arial"/>
-                <w:b/>
-                <w:sz w:val="21"/>
-                <w:szCs w:val="21"/>
-              </w:rPr>
-              <w:t>Metadata</w:t>
-            </w:r>
-          </w:p>
-        </w:tc>
-        <w:tc>
-          <w:tcPr>
-            <w:tcW w:w="7183" w:type="dxa"/>
-            <w:tcBorders>
-              <w:top w:val="single" w:sz="6" w:space="0" w:color="666666"/>
-              <w:left w:val="single" w:sz="6" w:space="0" w:color="666666"/>
-              <w:bottom w:val="single" w:sz="6" w:space="0" w:color="666666"/>
-              <w:right w:val="single" w:sz="6" w:space="0" w:color="666666"/>
-            </w:tcBorders>
-          </w:tcPr>
-          <w:p>
-            <w:pPr>
-              <w:ind w:right="408"/>
-              <w:rPr>
-                <w:sz w:val="21"/>
-                <w:szCs w:val="21"/>
-              </w:rPr>
-            </w:pPr>
-            <w:r>
-              <w:rPr>
-                <w:rFonts w:ascii="Arial" w:eastAsia="Arial" w:hAnsi="Arial" w:cs="Arial"/>
-                <w:sz w:val="21"/>
-                <w:szCs w:val="21"/>
-              </w:rPr>
-              <w:t>Maintaining the original timestamps, including creation and modification dates and times, when transferring data to the destination cloud.</w:t>
+            <w:tcW w:w="3118" w:type="dxa"/>
+            <w:tcBorders>
+              <w:top w:val="single" w:sz="6" w:space="0" w:color="666666"/>
+              <w:left w:val="single" w:sz="6" w:space="0" w:color="666666"/>
+              <w:bottom w:val="single" w:sz="6" w:space="0" w:color="666666"/>
+              <w:right w:val="single" w:sz="6" w:space="0" w:color="666666"/>
+            </w:tcBorders>
+          </w:tcPr>
+          <w:p>
+            <w:pPr>
+              <w:ind w:left="3"/>
+              <w:rPr>
+                <w:rFonts w:ascii="Arial" w:hAnsi="Arial" w:cs="Arial"/>
+                <w:b/>
+                <w:bCs/>
+                <w:sz w:val="21"/>
+                <w:szCs w:val="21"/>
+              </w:rPr>
+            </w:pPr>
+            <w:r>
+              <w:rPr>
+                <w:rFonts w:ascii="Arial" w:hAnsi="Arial" w:cs="Arial"/>
+                <w:b/>
+                <w:bCs/>
+                <w:sz w:val="21"/>
+                <w:szCs w:val="21"/>
+              </w:rPr>
+              <w:t>Root File Permissions</w:t>
+            </w:r>
+          </w:p>
+        </w:tc>
+        <w:tc>
+          <w:tcPr>
+            <w:tcW w:w="7603" w:type="dxa"/>
+            <w:tcBorders>
+              <w:top w:val="single" w:sz="6" w:space="0" w:color="666666"/>
+              <w:left w:val="single" w:sz="6" w:space="0" w:color="666666"/>
+              <w:bottom w:val="single" w:sz="6" w:space="0" w:color="666666"/>
+              <w:right w:val="single" w:sz="6" w:space="0" w:color="666666"/>
+            </w:tcBorders>
+          </w:tcPr>
+          <w:p>
+            <w:pPr>
+              <w:rPr>
+                <w:rFonts w:ascii="Arial" w:hAnsi="Arial" w:cs="Arial"/>
+                <w:sz w:val="21"/>
+                <w:szCs w:val="21"/>
+              </w:rPr>
+            </w:pPr>
+            <w:r>
+              <w:rPr>
+                <w:rFonts w:ascii="Arial" w:hAnsi="Arial" w:cs="Arial"/>
+                <w:sz w:val="21"/>
+                <w:szCs w:val="21"/>
+              </w:rPr>
+              <w:t>CloudFuze preserves all Root file permissions along with access levels.</w:t>
             </w:r>
           </w:p>
         </w:tc>
       </w:tr>
       <w:tr>
         <w:trPr>
-          <w:trHeight w:val="825"/>
+          <w:trHeight w:val="1004"/>
         </w:trPr>
         <w:tc>
           <w:tcPr>
-            <w:tcW w:w="3538" w:type="dxa"/>
-            <w:tcBorders>
-              <w:top w:val="single" w:sz="6" w:space="0" w:color="666666"/>
-              <w:left w:val="single" w:sz="6" w:space="0" w:color="666666"/>
-              <w:bottom w:val="single" w:sz="6" w:space="0" w:color="666666"/>
-              <w:right w:val="single" w:sz="6" w:space="0" w:color="666666"/>
-            </w:tcBorders>
-          </w:tcPr>
-          <w:p>
-            <w:pPr>
-              <w:ind w:left="4"/>
-              <w:rPr>
-                <w:sz w:val="21"/>
-                <w:szCs w:val="21"/>
-              </w:rPr>
-            </w:pPr>
-            <w:r>
-              <w:rPr>
-                <w:rFonts w:ascii="Arial" w:eastAsia="Arial" w:hAnsi="Arial" w:cs="Arial"/>
-                <w:b/>
-                <w:sz w:val="21"/>
-                <w:szCs w:val="21"/>
-              </w:rPr>
-              <w:t>Selective Versions</w:t>
-            </w:r>
-          </w:p>
-        </w:tc>
-        <w:tc>
-          <w:tcPr>
-            <w:tcW w:w="7183" w:type="dxa"/>
-            <w:tcBorders>
-              <w:top w:val="single" w:sz="6" w:space="0" w:color="666666"/>
-              <w:left w:val="single" w:sz="6" w:space="0" w:color="666666"/>
-              <w:bottom w:val="single" w:sz="6" w:space="0" w:color="666666"/>
-              <w:right w:val="single" w:sz="6" w:space="0" w:color="666666"/>
-            </w:tcBorders>
-          </w:tcPr>
-          <w:p>
-            <w:pPr>
-              <w:ind w:right="83"/>
-              <w:rPr>
-                <w:sz w:val="21"/>
-                <w:szCs w:val="21"/>
-              </w:rPr>
-            </w:pPr>
-            <w:r>
-              <w:rPr>
-                <w:rFonts w:ascii="Arial" w:eastAsia="Arial" w:hAnsi="Arial" w:cs="Arial"/>
-                <w:sz w:val="21"/>
-                <w:szCs w:val="21"/>
-              </w:rPr>
-              <w:t xml:space="preserve">Migration of selective </w:t>
-            </w:r>
-            <w:proofErr w:type="spellStart"/>
-            <w:r>
-              <w:rPr>
-                <w:rFonts w:ascii="Arial" w:eastAsia="Arial" w:hAnsi="Arial" w:cs="Arial"/>
-                <w:sz w:val="21"/>
-                <w:szCs w:val="21"/>
-              </w:rPr>
-              <w:t>versionsof</w:t>
-            </w:r>
-            <w:proofErr w:type="spellEnd"/>
-            <w:r>
-              <w:rPr>
-                <w:rFonts w:ascii="Arial" w:eastAsia="Arial" w:hAnsi="Arial" w:cs="Arial"/>
-                <w:sz w:val="21"/>
-                <w:szCs w:val="21"/>
-              </w:rPr>
-              <w:t xml:space="preserve"> files from source to destination. If we opt for five, the last five versions will get migrates to </w:t>
-            </w:r>
-            <w:proofErr w:type="spellStart"/>
-            <w:r>
-              <w:rPr>
-                <w:rFonts w:ascii="Arial" w:eastAsia="Arial" w:hAnsi="Arial" w:cs="Arial"/>
-                <w:sz w:val="21"/>
-                <w:szCs w:val="21"/>
-              </w:rPr>
-              <w:t>thedestination</w:t>
-            </w:r>
-            <w:proofErr w:type="spellEnd"/>
-            <w:r>
-              <w:rPr>
-                <w:rFonts w:ascii="Arial" w:eastAsia="Arial" w:hAnsi="Arial" w:cs="Arial"/>
-                <w:sz w:val="21"/>
-                <w:szCs w:val="21"/>
-              </w:rPr>
-              <w:t>.</w:t>
+            <w:tcW w:w="3118" w:type="dxa"/>
+            <w:tcBorders>
+              <w:top w:val="single" w:sz="6" w:space="0" w:color="666666"/>
+              <w:left w:val="single" w:sz="6" w:space="0" w:color="666666"/>
+              <w:bottom w:val="single" w:sz="6" w:space="0" w:color="666666"/>
+              <w:right w:val="single" w:sz="6" w:space="0" w:color="666666"/>
+            </w:tcBorders>
+          </w:tcPr>
+          <w:p>
+            <w:pPr>
+              <w:ind w:left="3"/>
+              <w:rPr>
+                <w:rFonts w:ascii="Arial" w:hAnsi="Arial" w:cs="Arial"/>
+                <w:b/>
+                <w:bCs/>
+                <w:sz w:val="21"/>
+                <w:szCs w:val="21"/>
+              </w:rPr>
+            </w:pPr>
+            <w:r>
+              <w:rPr>
+                <w:rFonts w:ascii="Arial" w:hAnsi="Arial" w:cs="Arial"/>
+                <w:b/>
+                <w:bCs/>
+                <w:sz w:val="21"/>
+                <w:szCs w:val="21"/>
+              </w:rPr>
+              <w:t>External Shares</w:t>
+            </w:r>
+          </w:p>
+        </w:tc>
+        <w:tc>
+          <w:tcPr>
+            <w:tcW w:w="7603" w:type="dxa"/>
+            <w:tcBorders>
+              <w:top w:val="single" w:sz="6" w:space="0" w:color="666666"/>
+              <w:left w:val="single" w:sz="6" w:space="0" w:color="666666"/>
+              <w:bottom w:val="single" w:sz="6" w:space="0" w:color="666666"/>
+              <w:right w:val="single" w:sz="6" w:space="0" w:color="666666"/>
+            </w:tcBorders>
+          </w:tcPr>
+          <w:p>
+            <w:pPr>
+              <w:rPr>
+                <w:rFonts w:ascii="Arial" w:hAnsi="Arial" w:cs="Arial"/>
+                <w:sz w:val="21"/>
+                <w:szCs w:val="21"/>
+              </w:rPr>
+            </w:pPr>
+            <w:r>
+              <w:rPr>
+                <w:rFonts w:ascii="Arial" w:hAnsi="Arial" w:cs="Arial"/>
+                <w:sz w:val="21"/>
+                <w:szCs w:val="21"/>
+              </w:rPr>
+              <w:t>CloudFuze can migrate external permissions(Files/Folders shared with people of outside organizations) of files/folders to the destination along with access levels. </w:t>
             </w:r>
           </w:p>
         </w:tc>
       </w:tr>
       <w:tr>
         <w:trPr>
-          <w:trHeight w:val="482"/>
+          <w:trHeight w:val="627"/>
         </w:trPr>
         <w:tc>
           <w:tcPr>
-            <w:tcW w:w="3538" w:type="dxa"/>
-            <w:tcBorders>
-              <w:top w:val="single" w:sz="6" w:space="0" w:color="666666"/>
-              <w:left w:val="single" w:sz="6" w:space="0" w:color="666666"/>
-              <w:bottom w:val="single" w:sz="6" w:space="0" w:color="666666"/>
-              <w:right w:val="single" w:sz="6" w:space="0" w:color="666666"/>
-            </w:tcBorders>
-          </w:tcPr>
-          <w:p>
-            <w:pPr>
-              <w:ind w:left="4"/>
-              <w:rPr>
-                <w:sz w:val="21"/>
-                <w:szCs w:val="21"/>
-              </w:rPr>
-            </w:pPr>
-            <w:r>
-              <w:rPr>
-                <w:rFonts w:ascii="Arial" w:eastAsia="Arial" w:hAnsi="Arial" w:cs="Arial"/>
-                <w:b/>
-                <w:sz w:val="21"/>
-                <w:szCs w:val="21"/>
-              </w:rPr>
-              <w:t>Box Notes (Box as Source)</w:t>
-            </w:r>
-          </w:p>
-        </w:tc>
-        <w:tc>
-          <w:tcPr>
-            <w:tcW w:w="7183" w:type="dxa"/>
-            <w:tcBorders>
-              <w:top w:val="single" w:sz="6" w:space="0" w:color="666666"/>
-              <w:left w:val="single" w:sz="6" w:space="0" w:color="666666"/>
-              <w:bottom w:val="single" w:sz="6" w:space="0" w:color="666666"/>
-              <w:right w:val="single" w:sz="6" w:space="0" w:color="666666"/>
-            </w:tcBorders>
-            <w:vAlign w:val="center"/>
-          </w:tcPr>
-          <w:p>
-            <w:pPr>
-              <w:spacing w:after="28"/>
-              <w:rPr>
-                <w:sz w:val="21"/>
-                <w:szCs w:val="21"/>
-              </w:rPr>
-            </w:pPr>
-            <w:r>
-              <w:rPr>
-                <w:rFonts w:ascii="Arial" w:eastAsia="Arial" w:hAnsi="Arial" w:cs="Arial"/>
-                <w:sz w:val="21"/>
-                <w:szCs w:val="21"/>
-              </w:rPr>
-              <w:t>Migration of Box Notes files</w:t>
-            </w:r>
-            <w:r>
-              <w:rPr>
-                <w:rFonts w:ascii="Arial" w:eastAsia="Arial" w:hAnsi="Arial" w:cs="Arial"/>
-                <w:sz w:val="21"/>
-                <w:szCs w:val="21"/>
-              </w:rPr>
-              <w:t xml:space="preserve"> </w:t>
-            </w:r>
-            <w:r>
-              <w:rPr>
-                <w:rFonts w:ascii="Arial" w:eastAsia="Arial" w:hAnsi="Arial" w:cs="Arial"/>
-                <w:sz w:val="21"/>
-                <w:szCs w:val="21"/>
-              </w:rPr>
-              <w:t>in the.DOCX format to the destination cloud.</w:t>
+            <w:tcW w:w="3118" w:type="dxa"/>
+            <w:tcBorders>
+              <w:top w:val="single" w:sz="6" w:space="0" w:color="666666"/>
+              <w:left w:val="single" w:sz="6" w:space="0" w:color="666666"/>
+              <w:bottom w:val="single" w:sz="6" w:space="0" w:color="666666"/>
+              <w:right w:val="single" w:sz="6" w:space="0" w:color="666666"/>
+            </w:tcBorders>
+          </w:tcPr>
+          <w:p>
+            <w:pPr>
+              <w:ind w:left="3"/>
+              <w:rPr>
+                <w:rFonts w:ascii="Arial" w:hAnsi="Arial" w:cs="Arial"/>
+                <w:b/>
+                <w:bCs/>
+                <w:sz w:val="21"/>
+                <w:szCs w:val="21"/>
+              </w:rPr>
+            </w:pPr>
+            <w:r>
+              <w:rPr>
+                <w:rFonts w:ascii="Arial" w:hAnsi="Arial" w:cs="Arial"/>
+                <w:b/>
+                <w:bCs/>
+                <w:sz w:val="21"/>
+                <w:szCs w:val="21"/>
+              </w:rPr>
+              <w:t>Shared Links</w:t>
+            </w:r>
+          </w:p>
+        </w:tc>
+        <w:tc>
+          <w:tcPr>
+            <w:tcW w:w="7603" w:type="dxa"/>
+            <w:tcBorders>
+              <w:top w:val="single" w:sz="6" w:space="0" w:color="666666"/>
+              <w:left w:val="single" w:sz="6" w:space="0" w:color="666666"/>
+              <w:bottom w:val="single" w:sz="6" w:space="0" w:color="666666"/>
+              <w:right w:val="single" w:sz="6" w:space="0" w:color="666666"/>
+            </w:tcBorders>
+          </w:tcPr>
+          <w:p>
+            <w:pPr>
+              <w:rPr>
+                <w:rFonts w:ascii="Arial" w:hAnsi="Arial" w:cs="Arial"/>
+                <w:sz w:val="21"/>
+                <w:szCs w:val="21"/>
+              </w:rPr>
+            </w:pPr>
+            <w:r>
+              <w:rPr>
+                <w:rFonts w:ascii="Arial" w:hAnsi="Arial" w:cs="Arial"/>
+                <w:sz w:val="21"/>
+                <w:szCs w:val="21"/>
+              </w:rPr>
+              <w:t>CloudFuze migrates all shared links from source to destination and maintains the type of links.</w:t>
             </w:r>
           </w:p>
         </w:tc>
       </w:tr>
       <w:tr>
         <w:trPr>
-          <w:trHeight w:val="1035"/>
+          <w:trHeight w:val="707"/>
         </w:trPr>
         <w:tc>
           <w:tcPr>
-            <w:tcW w:w="3538" w:type="dxa"/>
-            <w:tcBorders>
-              <w:top w:val="single" w:sz="6" w:space="0" w:color="666666"/>
-              <w:left w:val="single" w:sz="6" w:space="0" w:color="666666"/>
-              <w:bottom w:val="single" w:sz="6" w:space="0" w:color="666666"/>
-              <w:right w:val="single" w:sz="6" w:space="0" w:color="666666"/>
-            </w:tcBorders>
-          </w:tcPr>
-          <w:p>
-            <w:pPr>
-              <w:ind w:left="4"/>
-              <w:rPr>
-                <w:sz w:val="21"/>
-                <w:szCs w:val="21"/>
-              </w:rPr>
-            </w:pPr>
-            <w:r>
-              <w:rPr>
-                <w:rFonts w:ascii="Arial" w:eastAsia="Arial" w:hAnsi="Arial" w:cs="Arial"/>
-                <w:b/>
-                <w:sz w:val="21"/>
-                <w:szCs w:val="21"/>
-              </w:rPr>
-              <w:t>Special Characters Replacement</w:t>
-            </w:r>
-          </w:p>
-        </w:tc>
-        <w:tc>
-          <w:tcPr>
-            <w:tcW w:w="7183" w:type="dxa"/>
-            <w:tcBorders>
-              <w:top w:val="single" w:sz="6" w:space="0" w:color="666666"/>
-              <w:left w:val="single" w:sz="6" w:space="0" w:color="666666"/>
-              <w:bottom w:val="single" w:sz="6" w:space="0" w:color="666666"/>
-              <w:right w:val="single" w:sz="6" w:space="0" w:color="666666"/>
-            </w:tcBorders>
-          </w:tcPr>
-          <w:p>
-            <w:pPr>
-              <w:ind w:right="54"/>
-              <w:rPr>
-                <w:sz w:val="21"/>
-                <w:szCs w:val="21"/>
-              </w:rPr>
-            </w:pPr>
-            <w:r>
-              <w:rPr>
-                <w:rFonts w:ascii="Arial" w:eastAsia="Arial" w:hAnsi="Arial" w:cs="Arial"/>
-                <w:sz w:val="21"/>
-                <w:szCs w:val="21"/>
-              </w:rPr>
-              <w:t>Special characters not supported by the destination cloud will be automatically replaced with underscores (_) or hyphens (-). This ensures that the integrity of the data is maintained during the migration process.</w:t>
+            <w:tcW w:w="3118" w:type="dxa"/>
+            <w:tcBorders>
+              <w:top w:val="single" w:sz="6" w:space="0" w:color="666666"/>
+              <w:left w:val="single" w:sz="6" w:space="0" w:color="666666"/>
+              <w:bottom w:val="single" w:sz="6" w:space="0" w:color="666666"/>
+              <w:right w:val="single" w:sz="6" w:space="0" w:color="666666"/>
+            </w:tcBorders>
+          </w:tcPr>
+          <w:p>
+            <w:pPr>
+              <w:ind w:left="3"/>
+              <w:rPr>
+                <w:rFonts w:ascii="Arial" w:hAnsi="Arial" w:cs="Arial"/>
+                <w:b/>
+                <w:bCs/>
+                <w:sz w:val="21"/>
+                <w:szCs w:val="21"/>
+              </w:rPr>
+            </w:pPr>
+            <w:r>
+              <w:rPr>
+                <w:rFonts w:ascii="Arial" w:hAnsi="Arial" w:cs="Arial"/>
+                <w:b/>
+                <w:bCs/>
+                <w:sz w:val="21"/>
+                <w:szCs w:val="21"/>
+              </w:rPr>
+              <w:t>Timestamp Preservation</w:t>
+            </w:r>
+          </w:p>
+        </w:tc>
+        <w:tc>
+          <w:tcPr>
+            <w:tcW w:w="7603" w:type="dxa"/>
+            <w:tcBorders>
+              <w:top w:val="single" w:sz="6" w:space="0" w:color="666666"/>
+              <w:left w:val="single" w:sz="6" w:space="0" w:color="666666"/>
+              <w:bottom w:val="single" w:sz="6" w:space="0" w:color="666666"/>
+              <w:right w:val="single" w:sz="6" w:space="0" w:color="666666"/>
+            </w:tcBorders>
+          </w:tcPr>
+          <w:p>
+            <w:pPr>
+              <w:rPr>
+                <w:rFonts w:ascii="Arial" w:hAnsi="Arial" w:cs="Arial"/>
+                <w:sz w:val="21"/>
+                <w:szCs w:val="21"/>
+              </w:rPr>
+            </w:pPr>
+            <w:r>
+              <w:rPr>
+                <w:rFonts w:ascii="Arial" w:hAnsi="Arial" w:cs="Arial"/>
+                <w:sz w:val="21"/>
+                <w:szCs w:val="21"/>
+              </w:rPr>
+              <w:t>Maintaining the original timestamps, including creation and modification dates and times, when transferring data to the destination cloud.</w:t>
             </w:r>
           </w:p>
         </w:tc>
       </w:tr>
       <w:tr>
         <w:trPr>
-          <w:trHeight w:val="615"/>
+          <w:trHeight w:val="631"/>
         </w:trPr>
         <w:tc>
           <w:tcPr>
-            <w:tcW w:w="3538" w:type="dxa"/>
-            <w:tcBorders>
-              <w:top w:val="single" w:sz="6" w:space="0" w:color="666666"/>
-              <w:left w:val="single" w:sz="6" w:space="0" w:color="666666"/>
-              <w:bottom w:val="single" w:sz="6" w:space="0" w:color="666666"/>
-              <w:right w:val="single" w:sz="6" w:space="0" w:color="666666"/>
-            </w:tcBorders>
-          </w:tcPr>
-          <w:p>
-            <w:pPr>
-              <w:ind w:left="4"/>
-              <w:rPr>
-                <w:sz w:val="21"/>
-                <w:szCs w:val="21"/>
-              </w:rPr>
-            </w:pPr>
-            <w:r>
-              <w:rPr>
-                <w:rFonts w:ascii="Arial" w:eastAsia="Arial" w:hAnsi="Arial" w:cs="Arial"/>
-                <w:b/>
-                <w:sz w:val="21"/>
-                <w:szCs w:val="21"/>
-              </w:rPr>
-              <w:t>Long-File/folder path</w:t>
-            </w:r>
-          </w:p>
-        </w:tc>
-        <w:tc>
-          <w:tcPr>
-            <w:tcW w:w="7183" w:type="dxa"/>
-            <w:tcBorders>
-              <w:top w:val="single" w:sz="6" w:space="0" w:color="666666"/>
-              <w:left w:val="single" w:sz="6" w:space="0" w:color="666666"/>
-              <w:bottom w:val="single" w:sz="6" w:space="0" w:color="666666"/>
-              <w:right w:val="single" w:sz="6" w:space="0" w:color="666666"/>
-            </w:tcBorders>
-          </w:tcPr>
-          <w:p>
-            <w:pPr>
-              <w:rPr>
-                <w:sz w:val="21"/>
-                <w:szCs w:val="21"/>
-              </w:rPr>
-            </w:pPr>
-            <w:r>
-              <w:rPr>
-                <w:rFonts w:ascii="Arial" w:eastAsia="Arial" w:hAnsi="Arial" w:cs="Arial"/>
-                <w:sz w:val="21"/>
-                <w:szCs w:val="21"/>
-              </w:rPr>
-              <w:t>If the destination cloud has a long folder path limitation, the system automatically adjusts the destination's path as per the limitation.</w:t>
+            <w:tcW w:w="3118" w:type="dxa"/>
+            <w:tcBorders>
+              <w:top w:val="single" w:sz="6" w:space="0" w:color="666666"/>
+              <w:left w:val="single" w:sz="6" w:space="0" w:color="666666"/>
+              <w:bottom w:val="single" w:sz="6" w:space="0" w:color="666666"/>
+              <w:right w:val="single" w:sz="6" w:space="0" w:color="666666"/>
+            </w:tcBorders>
+          </w:tcPr>
+          <w:p>
+            <w:pPr>
+              <w:ind w:left="3"/>
+              <w:rPr>
+                <w:rFonts w:ascii="Arial" w:hAnsi="Arial" w:cs="Arial"/>
+                <w:b/>
+                <w:bCs/>
+                <w:sz w:val="21"/>
+                <w:szCs w:val="21"/>
+              </w:rPr>
+            </w:pPr>
+            <w:r>
+              <w:rPr>
+                <w:rFonts w:ascii="Arial" w:hAnsi="Arial" w:cs="Arial"/>
+                <w:b/>
+                <w:bCs/>
+                <w:sz w:val="21"/>
+                <w:szCs w:val="21"/>
+              </w:rPr>
+              <w:t>In-Line Comments</w:t>
+            </w:r>
+          </w:p>
+        </w:tc>
+        <w:tc>
+          <w:tcPr>
+            <w:tcW w:w="7603" w:type="dxa"/>
+            <w:tcBorders>
+              <w:top w:val="single" w:sz="6" w:space="0" w:color="666666"/>
+              <w:left w:val="single" w:sz="6" w:space="0" w:color="666666"/>
+              <w:bottom w:val="single" w:sz="6" w:space="0" w:color="666666"/>
+              <w:right w:val="single" w:sz="6" w:space="0" w:color="666666"/>
+            </w:tcBorders>
+          </w:tcPr>
+          <w:p>
+            <w:pPr>
+              <w:spacing w:line="240" w:lineRule="auto"/>
+              <w:rPr>
+                <w:rFonts w:ascii="Arial" w:eastAsia="Times New Roman" w:hAnsi="Arial" w:cs="Arial"/>
+                <w:sz w:val="21"/>
+                <w:szCs w:val="21"/>
+              </w:rPr>
+            </w:pPr>
+            <w:r>
+              <w:rPr>
+                <w:rFonts w:ascii="Arial" w:hAnsi="Arial" w:cs="Arial"/>
+                <w:sz w:val="21"/>
+                <w:szCs w:val="21"/>
+              </w:rPr>
+              <w:t>Inline file comments of the box will be migrated to the destination cloud. All the file comments will preserve in the CSV formatted file in the destination.</w:t>
             </w:r>
           </w:p>
         </w:tc>
       </w:tr>
       <w:tr>
         <w:trPr>
-          <w:trHeight w:val="812"/>
+          <w:trHeight w:val="390"/>
         </w:trPr>
         <w:tc>
           <w:tcPr>
-            <w:tcW w:w="3538" w:type="dxa"/>
-            <w:tcBorders>
-              <w:top w:val="single" w:sz="6" w:space="0" w:color="666666"/>
-              <w:left w:val="single" w:sz="6" w:space="0" w:color="666666"/>
-              <w:bottom w:val="single" w:sz="6" w:space="0" w:color="666666"/>
-              <w:right w:val="single" w:sz="6" w:space="0" w:color="666666"/>
-            </w:tcBorders>
-          </w:tcPr>
-          <w:p>
-            <w:pPr>
-              <w:ind w:left="4"/>
-              <w:rPr>
-                <w:sz w:val="21"/>
-                <w:szCs w:val="21"/>
-              </w:rPr>
-            </w:pPr>
-            <w:r>
-              <w:rPr>
-                <w:rFonts w:ascii="Arial" w:eastAsia="Arial" w:hAnsi="Arial" w:cs="Arial"/>
-                <w:b/>
-                <w:sz w:val="21"/>
-                <w:szCs w:val="21"/>
-              </w:rPr>
-              <w:t>Supressing email notifications</w:t>
-            </w:r>
-          </w:p>
-        </w:tc>
-        <w:tc>
-          <w:tcPr>
-            <w:tcW w:w="7183" w:type="dxa"/>
-            <w:tcBorders>
-              <w:top w:val="single" w:sz="6" w:space="0" w:color="666666"/>
-              <w:left w:val="single" w:sz="6" w:space="0" w:color="666666"/>
-              <w:bottom w:val="single" w:sz="6" w:space="0" w:color="666666"/>
-              <w:right w:val="single" w:sz="6" w:space="0" w:color="666666"/>
-            </w:tcBorders>
-          </w:tcPr>
-          <w:p>
-            <w:pPr>
-              <w:ind w:right="224"/>
-              <w:rPr>
-                <w:sz w:val="21"/>
-                <w:szCs w:val="21"/>
-              </w:rPr>
-            </w:pPr>
-            <w:r>
-              <w:rPr>
-                <w:rFonts w:ascii="Arial" w:eastAsia="Arial" w:hAnsi="Arial" w:cs="Arial"/>
-                <w:sz w:val="21"/>
-                <w:szCs w:val="21"/>
-              </w:rPr>
-              <w:t>The system will automatically prevent the generation of email notifications for collaborations on folders/files originating from the destination cloud.</w:t>
-            </w:r>
+            <w:tcW w:w="3118" w:type="dxa"/>
+            <w:tcBorders>
+              <w:top w:val="single" w:sz="6" w:space="0" w:color="666666"/>
+              <w:left w:val="single" w:sz="6" w:space="0" w:color="666666"/>
+              <w:bottom w:val="single" w:sz="6" w:space="0" w:color="666666"/>
+              <w:right w:val="single" w:sz="6" w:space="0" w:color="666666"/>
+            </w:tcBorders>
+          </w:tcPr>
+          <w:p>
+            <w:pPr>
+              <w:ind w:left="3"/>
+              <w:rPr>
+                <w:rFonts w:ascii="Arial" w:hAnsi="Arial" w:cs="Arial"/>
+                <w:b/>
+                <w:bCs/>
+                <w:sz w:val="21"/>
+                <w:szCs w:val="21"/>
+              </w:rPr>
+            </w:pPr>
+            <w:r>
+              <w:rPr>
+                <w:rFonts w:ascii="Arial" w:hAnsi="Arial" w:cs="Arial"/>
+                <w:b/>
+                <w:bCs/>
+                <w:sz w:val="21"/>
+                <w:szCs w:val="21"/>
+              </w:rPr>
+              <w:t>Long Folder Path</w:t>
+            </w:r>
+          </w:p>
+        </w:tc>
+        <w:tc>
+          <w:tcPr>
+            <w:tcW w:w="7603" w:type="dxa"/>
+            <w:tcBorders>
+              <w:top w:val="single" w:sz="6" w:space="0" w:color="666666"/>
+              <w:left w:val="single" w:sz="6" w:space="0" w:color="666666"/>
+              <w:bottom w:val="single" w:sz="6" w:space="0" w:color="666666"/>
+              <w:right w:val="single" w:sz="6" w:space="0" w:color="666666"/>
+            </w:tcBorders>
+          </w:tcPr>
+          <w:p>
+            <w:pPr>
+              <w:spacing w:line="240" w:lineRule="auto"/>
+              <w:rPr>
+                <w:rFonts w:ascii="Arial" w:eastAsia="Times New Roman" w:hAnsi="Arial" w:cs="Arial"/>
+                <w:sz w:val="21"/>
+                <w:szCs w:val="21"/>
+              </w:rPr>
+            </w:pPr>
+            <w:r>
+              <w:rPr>
+                <w:rFonts w:ascii="Arial" w:hAnsi="Arial" w:cs="Arial"/>
+                <w:sz w:val="21"/>
+                <w:szCs w:val="21"/>
+              </w:rPr>
+              <w:t>If the destination cloud has a long folder path limitation, the system automatically adjusts the destination's path as per the limitation.</w:t>
+            </w:r>
+          </w:p>
+          <w:p>
+            <w:pPr>
+              <w:rPr>
+                <w:rFonts w:ascii="Arial" w:hAnsi="Arial" w:cs="Arial"/>
+                <w:sz w:val="21"/>
+                <w:szCs w:val="21"/>
+              </w:rPr>
+            </w:pPr>
           </w:p>
         </w:tc>
       </w:tr>
       <w:tr>
         <w:trPr>
-          <w:trHeight w:val="630"/>
+          <w:trHeight w:val="916"/>
         </w:trPr>
         <w:tc>
           <w:tcPr>
-            <w:tcW w:w="3538" w:type="dxa"/>
-            <w:tcBorders>
-              <w:top w:val="single" w:sz="6" w:space="0" w:color="666666"/>
-              <w:left w:val="single" w:sz="6" w:space="0" w:color="666666"/>
-              <w:bottom w:val="single" w:sz="6" w:space="0" w:color="666666"/>
-              <w:right w:val="single" w:sz="6" w:space="0" w:color="666666"/>
-            </w:tcBorders>
-          </w:tcPr>
-          <w:p>
-            <w:pPr>
-              <w:ind w:left="4"/>
-              <w:rPr>
-                <w:sz w:val="21"/>
-                <w:szCs w:val="21"/>
-              </w:rPr>
-            </w:pPr>
-            <w:r>
-              <w:rPr>
-                <w:rFonts w:ascii="Arial" w:eastAsia="Arial" w:hAnsi="Arial" w:cs="Arial"/>
-                <w:b/>
-                <w:sz w:val="21"/>
-                <w:szCs w:val="21"/>
-              </w:rPr>
-              <w:t>Auto-Retry</w:t>
-            </w:r>
-          </w:p>
-        </w:tc>
-        <w:tc>
-          <w:tcPr>
-            <w:tcW w:w="7183" w:type="dxa"/>
-            <w:tcBorders>
-              <w:top w:val="single" w:sz="6" w:space="0" w:color="666666"/>
-              <w:left w:val="single" w:sz="6" w:space="0" w:color="666666"/>
-              <w:bottom w:val="single" w:sz="6" w:space="0" w:color="666666"/>
-              <w:right w:val="single" w:sz="6" w:space="0" w:color="666666"/>
-            </w:tcBorders>
-          </w:tcPr>
-          <w:p>
-            <w:pPr>
-              <w:rPr>
-                <w:sz w:val="21"/>
-                <w:szCs w:val="21"/>
-              </w:rPr>
-            </w:pPr>
-            <w:r>
-              <w:rPr>
-                <w:rFonts w:ascii="Arial" w:eastAsia="Arial" w:hAnsi="Arial" w:cs="Arial"/>
-                <w:sz w:val="21"/>
-                <w:szCs w:val="21"/>
-              </w:rPr>
-              <w:t>While doing migration if any file or folder went into error, our system retries automatically</w:t>
+            <w:tcW w:w="3118" w:type="dxa"/>
+            <w:tcBorders>
+              <w:top w:val="single" w:sz="6" w:space="0" w:color="666666"/>
+              <w:left w:val="single" w:sz="6" w:space="0" w:color="666666"/>
+              <w:bottom w:val="single" w:sz="6" w:space="0" w:color="666666"/>
+              <w:right w:val="single" w:sz="6" w:space="0" w:color="666666"/>
+            </w:tcBorders>
+          </w:tcPr>
+          <w:p>
+            <w:pPr>
+              <w:ind w:left="3"/>
+              <w:rPr>
+                <w:rFonts w:ascii="Arial" w:hAnsi="Arial" w:cs="Arial"/>
+                <w:b/>
+                <w:bCs/>
+                <w:sz w:val="21"/>
+                <w:szCs w:val="21"/>
+              </w:rPr>
+            </w:pPr>
+            <w:r>
+              <w:rPr>
+                <w:rFonts w:ascii="Arial" w:hAnsi="Arial" w:cs="Arial"/>
+                <w:b/>
+                <w:bCs/>
+                <w:sz w:val="21"/>
+                <w:szCs w:val="21"/>
+              </w:rPr>
+              <w:t>Special Character Replacement</w:t>
+            </w:r>
+          </w:p>
+        </w:tc>
+        <w:tc>
+          <w:tcPr>
+            <w:tcW w:w="7603" w:type="dxa"/>
+            <w:tcBorders>
+              <w:top w:val="single" w:sz="6" w:space="0" w:color="666666"/>
+              <w:left w:val="single" w:sz="6" w:space="0" w:color="666666"/>
+              <w:bottom w:val="single" w:sz="6" w:space="0" w:color="666666"/>
+              <w:right w:val="single" w:sz="6" w:space="0" w:color="666666"/>
+            </w:tcBorders>
+          </w:tcPr>
+          <w:p>
+            <w:pPr>
+              <w:spacing w:line="240" w:lineRule="auto"/>
+              <w:rPr>
+                <w:rFonts w:ascii="Arial" w:hAnsi="Arial" w:cs="Arial"/>
+                <w:sz w:val="21"/>
+                <w:szCs w:val="21"/>
+              </w:rPr>
+            </w:pPr>
+            <w:r>
+              <w:rPr>
+                <w:rFonts w:ascii="Arial" w:hAnsi="Arial" w:cs="Arial"/>
+                <w:sz w:val="21"/>
+                <w:szCs w:val="21"/>
+              </w:rPr>
+              <w:t>Special characters not supported by the destination cloud will be automatically replaced with underscores (_) or hyphens (-). This ensures that the integrity of the data is maintained during the migration process.</w:t>
+            </w:r>
+          </w:p>
+        </w:tc>
+      </w:tr>
+      <w:tr>
+        <w:trPr>
+          <w:trHeight w:val="390"/>
+        </w:trPr>
+        <w:tc>
+          <w:tcPr>
+            <w:tcW w:w="3118" w:type="dxa"/>
+            <w:tcBorders>
+              <w:top w:val="single" w:sz="6" w:space="0" w:color="666666"/>
+              <w:left w:val="single" w:sz="6" w:space="0" w:color="666666"/>
+              <w:bottom w:val="single" w:sz="6" w:space="0" w:color="666666"/>
+              <w:right w:val="single" w:sz="6" w:space="0" w:color="666666"/>
+            </w:tcBorders>
+          </w:tcPr>
+          <w:p>
+            <w:pPr>
+              <w:ind w:left="3"/>
+              <w:rPr>
+                <w:rFonts w:ascii="Arial" w:hAnsi="Arial" w:cs="Arial"/>
+                <w:b/>
+                <w:bCs/>
+                <w:sz w:val="21"/>
+                <w:szCs w:val="21"/>
+              </w:rPr>
+            </w:pPr>
+            <w:r>
+              <w:rPr>
+                <w:rFonts w:ascii="Arial" w:hAnsi="Arial" w:cs="Arial"/>
+                <w:b/>
+                <w:bCs/>
+                <w:sz w:val="21"/>
+                <w:szCs w:val="21"/>
+              </w:rPr>
+              <w:t>Supressing email notifications</w:t>
+            </w:r>
+          </w:p>
+        </w:tc>
+        <w:tc>
+          <w:tcPr>
+            <w:tcW w:w="7603" w:type="dxa"/>
+            <w:tcBorders>
+              <w:top w:val="single" w:sz="6" w:space="0" w:color="666666"/>
+              <w:left w:val="single" w:sz="6" w:space="0" w:color="666666"/>
+              <w:bottom w:val="single" w:sz="6" w:space="0" w:color="666666"/>
+              <w:right w:val="single" w:sz="6" w:space="0" w:color="666666"/>
+            </w:tcBorders>
+          </w:tcPr>
+          <w:p>
+            <w:pPr>
+              <w:spacing w:line="240" w:lineRule="auto"/>
+              <w:rPr>
+                <w:rFonts w:ascii="Arial" w:hAnsi="Arial" w:cs="Arial"/>
+                <w:sz w:val="21"/>
+                <w:szCs w:val="21"/>
+              </w:rPr>
+            </w:pPr>
+            <w:r>
+              <w:rPr>
+                <w:rFonts w:ascii="Arial" w:hAnsi="Arial" w:cs="Arial"/>
+                <w:sz w:val="21"/>
+                <w:szCs w:val="21"/>
+              </w:rPr>
+              <w:t>The system will automatically prevent the generation of email notifications for collaborations on folders/files originating from the destination cloud.</w:t>
+            </w:r>
+            <w:r>
+              <w:rPr>
+                <w:rFonts w:ascii="Arial" w:hAnsi="Arial" w:cs="Arial"/>
+                <w:sz w:val="21"/>
+                <w:szCs w:val="21"/>
+              </w:rPr>
+              <w:br/>
+            </w:r>
+          </w:p>
+        </w:tc>
+      </w:tr>
+      <w:tr>
+        <w:trPr>
+          <w:trHeight w:val="390"/>
+        </w:trPr>
+        <w:tc>
+          <w:tcPr>
+            <w:tcW w:w="3118" w:type="dxa"/>
+            <w:tcBorders>
+              <w:top w:val="single" w:sz="6" w:space="0" w:color="666666"/>
+              <w:left w:val="single" w:sz="6" w:space="0" w:color="666666"/>
+              <w:bottom w:val="single" w:sz="6" w:space="0" w:color="666666"/>
+              <w:right w:val="single" w:sz="6" w:space="0" w:color="666666"/>
+            </w:tcBorders>
+          </w:tcPr>
+          <w:p>
+            <w:pPr>
+              <w:ind w:left="3"/>
+              <w:rPr>
+                <w:rFonts w:ascii="Arial" w:hAnsi="Arial" w:cs="Arial"/>
+                <w:b/>
+                <w:bCs/>
+                <w:sz w:val="21"/>
+                <w:szCs w:val="21"/>
+              </w:rPr>
+            </w:pPr>
+            <w:r>
+              <w:rPr>
+                <w:rFonts w:ascii="Arial" w:hAnsi="Arial" w:cs="Arial"/>
+                <w:b/>
+                <w:bCs/>
+                <w:sz w:val="21"/>
+                <w:szCs w:val="21"/>
+              </w:rPr>
+              <w:t>Box Notes Migration </w:t>
+            </w:r>
+          </w:p>
+        </w:tc>
+        <w:tc>
+          <w:tcPr>
+            <w:tcW w:w="7603" w:type="dxa"/>
+            <w:tcBorders>
+              <w:top w:val="single" w:sz="6" w:space="0" w:color="666666"/>
+              <w:left w:val="single" w:sz="6" w:space="0" w:color="666666"/>
+              <w:bottom w:val="single" w:sz="6" w:space="0" w:color="666666"/>
+              <w:right w:val="single" w:sz="6" w:space="0" w:color="666666"/>
+            </w:tcBorders>
+          </w:tcPr>
+          <w:p>
+            <w:pPr>
+              <w:spacing w:line="240" w:lineRule="auto"/>
+              <w:rPr>
+                <w:rFonts w:ascii="Arial" w:hAnsi="Arial" w:cs="Arial"/>
+                <w:sz w:val="21"/>
+                <w:szCs w:val="21"/>
+              </w:rPr>
+            </w:pPr>
+            <w:r>
+              <w:rPr>
+                <w:rFonts w:ascii="Arial" w:hAnsi="Arial" w:cs="Arial"/>
+                <w:sz w:val="21"/>
+                <w:szCs w:val="21"/>
+              </w:rPr>
+              <w:t>Migration of Box Notes files in the .DOCX format to the destination cloud.  </w:t>
             </w:r>
           </w:p>
         </w:tc>

--- a/backend-exhibits/Box to Dropbox Advanced Plan - Advanced Include.docx
+++ b/backend-exhibits/Box to Dropbox Advanced Plan - Advanced Include.docx
@@ -51,7 +51,7 @@
             </w:pPr>
             <w:r>
               <w:rPr>
-                <w:rFonts w:ascii="Arial" w:eastAsia="Arial" w:hAnsi="Arial" w:cs="Arial"/>
+                <w:rFonts w:ascii="Arial" w:hAnsi="Arial" w:cs="Arial" w:eastAsia="Arial"/>
                 <w:b/>
                 <w:sz w:val="21"/>
                 <w:szCs w:val="21"/>
@@ -60,7 +60,7 @@
             </w:r>
             <w:r>
               <w:rPr>
-                <w:rFonts w:ascii="Arial" w:eastAsia="Arial" w:hAnsi="Arial" w:cs="Arial"/>
+                <w:rFonts w:ascii="Arial" w:hAnsi="Arial" w:cs="Arial" w:eastAsia="Arial"/>
                 <w:b/>
                 <w:sz w:val="21"/>
                 <w:szCs w:val="21"/>
@@ -69,7 +69,7 @@
             </w:r>
             <w:r>
               <w:rPr>
-                <w:rFonts w:ascii="Arial" w:eastAsia="Arial" w:hAnsi="Arial" w:cs="Arial"/>
+                <w:rFonts w:ascii="Arial" w:hAnsi="Arial" w:cs="Arial" w:eastAsia="Arial"/>
                 <w:b/>
                 <w:sz w:val="21"/>
                 <w:szCs w:val="21"/>
@@ -78,7 +78,7 @@
             </w:r>
             <w:r>
               <w:rPr>
-                <w:rFonts w:ascii="Arial" w:eastAsia="Arial" w:hAnsi="Arial" w:cs="Arial"/>
+                <w:rFonts w:ascii="Arial" w:hAnsi="Arial" w:cs="Arial" w:eastAsia="Arial"/>
                 <w:b/>
                 <w:sz w:val="21"/>
                 <w:szCs w:val="21"/>
@@ -87,7 +87,7 @@
             </w:r>
             <w:r>
               <w:rPr>
-                <w:rFonts w:ascii="Arial" w:eastAsia="Arial" w:hAnsi="Arial" w:cs="Arial"/>
+                <w:rFonts w:ascii="Arial" w:hAnsi="Arial" w:cs="Arial" w:eastAsia="Arial"/>
                 <w:b/>
                 <w:sz w:val="21"/>
                 <w:szCs w:val="21"/>
@@ -121,7 +121,7 @@
             </w:pPr>
             <w:r>
               <w:rPr>
-                <w:rFonts w:ascii="Arial" w:eastAsia="Arial" w:hAnsi="Arial" w:cs="Arial"/>
+                <w:rFonts w:ascii="Arial" w:hAnsi="Arial" w:cs="Arial" w:eastAsia="Arial"/>
                 <w:b/>
                 <w:sz w:val="21"/>
                 <w:szCs w:val="21"/>
@@ -151,7 +151,7 @@
             <w:proofErr w:type="spellStart"/>
             <w:r>
               <w:rPr>
-                <w:rFonts w:ascii="Arial" w:eastAsia="Arial" w:hAnsi="Arial" w:cs="Arial"/>
+                <w:rFonts w:ascii="Arial" w:hAnsi="Arial" w:cs="Arial" w:eastAsia="Arial"/>
                 <w:sz w:val="21"/>
                 <w:szCs w:val="21"/>
               </w:rPr>
@@ -160,7 +160,7 @@
             <w:proofErr w:type="spellEnd"/>
             <w:r>
               <w:rPr>
-                <w:rFonts w:ascii="Arial" w:eastAsia="Arial" w:hAnsi="Arial" w:cs="Arial"/>
+                <w:rFonts w:ascii="Arial" w:hAnsi="Arial" w:cs="Arial" w:eastAsia="Arial"/>
                 <w:sz w:val="21"/>
                 <w:szCs w:val="21"/>
               </w:rPr>
@@ -193,7 +193,7 @@
             </w:pPr>
             <w:r>
               <w:rPr>
-                <w:rFonts w:ascii="Arial" w:eastAsia="Arial" w:hAnsi="Arial" w:cs="Arial"/>
+                <w:rFonts w:ascii="Arial" w:hAnsi="Arial" w:cs="Arial" w:eastAsia="Arial"/>
                 <w:b/>
                 <w:sz w:val="21"/>
                 <w:szCs w:val="21"/>
@@ -223,7 +223,7 @@
             <w:proofErr w:type="spellStart"/>
             <w:r>
               <w:rPr>
-                <w:rFonts w:ascii="Arial" w:eastAsia="Arial" w:hAnsi="Arial" w:cs="Arial"/>
+                <w:rFonts w:ascii="Arial" w:hAnsi="Arial" w:cs="Arial" w:eastAsia="Arial"/>
                 <w:sz w:val="21"/>
                 <w:szCs w:val="21"/>
               </w:rPr>
@@ -232,7 +232,7 @@
             <w:proofErr w:type="spellEnd"/>
             <w:r>
               <w:rPr>
-                <w:rFonts w:ascii="Arial" w:eastAsia="Arial" w:hAnsi="Arial" w:cs="Arial"/>
+                <w:rFonts w:ascii="Arial" w:hAnsi="Arial" w:cs="Arial" w:eastAsia="Arial"/>
                 <w:sz w:val="21"/>
                 <w:szCs w:val="21"/>
               </w:rPr>
@@ -265,7 +265,7 @@
             </w:pPr>
             <w:r>
               <w:rPr>
-                <w:rFonts w:ascii="Arial" w:eastAsia="Arial" w:hAnsi="Arial" w:cs="Arial"/>
+                <w:rFonts w:ascii="Arial" w:hAnsi="Arial" w:cs="Arial" w:eastAsia="Arial"/>
                 <w:b/>
                 <w:sz w:val="21"/>
                 <w:szCs w:val="21"/>
@@ -294,7 +294,7 @@
             <w:proofErr w:type="spellStart"/>
             <w:r>
               <w:rPr>
-                <w:rFonts w:ascii="Arial" w:eastAsia="Arial" w:hAnsi="Arial" w:cs="Arial"/>
+                <w:rFonts w:ascii="Arial" w:hAnsi="Arial" w:cs="Arial" w:eastAsia="Arial"/>
                 <w:sz w:val="21"/>
                 <w:szCs w:val="21"/>
               </w:rPr>
@@ -303,7 +303,7 @@
             <w:proofErr w:type="spellEnd"/>
             <w:r>
               <w:rPr>
-                <w:rFonts w:ascii="Arial" w:eastAsia="Arial" w:hAnsi="Arial" w:cs="Arial"/>
+                <w:rFonts w:ascii="Arial" w:hAnsi="Arial" w:cs="Arial" w:eastAsia="Arial"/>
                 <w:sz w:val="21"/>
                 <w:szCs w:val="21"/>
               </w:rPr>
@@ -336,7 +336,7 @@
             </w:pPr>
             <w:r>
               <w:rPr>
-                <w:rFonts w:ascii="Arial" w:eastAsia="Arial" w:hAnsi="Arial" w:cs="Arial"/>
+                <w:rFonts w:ascii="Arial" w:hAnsi="Arial" w:cs="Arial" w:eastAsia="Arial"/>
                 <w:b/>
                 <w:sz w:val="21"/>
                 <w:szCs w:val="21"/>
@@ -366,7 +366,7 @@
             <w:proofErr w:type="spellStart"/>
             <w:r>
               <w:rPr>
-                <w:rFonts w:ascii="Arial" w:eastAsia="Arial" w:hAnsi="Arial" w:cs="Arial"/>
+                <w:rFonts w:ascii="Arial" w:hAnsi="Arial" w:cs="Arial" w:eastAsia="Arial"/>
                 <w:sz w:val="21"/>
                 <w:szCs w:val="21"/>
               </w:rPr>
@@ -375,7 +375,7 @@
             <w:proofErr w:type="spellEnd"/>
             <w:r>
               <w:rPr>
-                <w:rFonts w:ascii="Arial" w:eastAsia="Arial" w:hAnsi="Arial" w:cs="Arial"/>
+                <w:rFonts w:ascii="Arial" w:hAnsi="Arial" w:cs="Arial" w:eastAsia="Arial"/>
                 <w:sz w:val="21"/>
                 <w:szCs w:val="21"/>
               </w:rPr>
@@ -408,7 +408,7 @@
             </w:pPr>
             <w:r>
               <w:rPr>
-                <w:rFonts w:ascii="Arial" w:eastAsia="Arial" w:hAnsi="Arial" w:cs="Arial"/>
+                <w:rFonts w:ascii="Arial" w:hAnsi="Arial" w:cs="Arial" w:eastAsia="Arial"/>
                 <w:b/>
                 <w:sz w:val="21"/>
                 <w:szCs w:val="21"/>
@@ -437,7 +437,7 @@
             </w:pPr>
             <w:r>
               <w:rPr>
-                <w:rFonts w:ascii="Arial" w:eastAsia="Arial" w:hAnsi="Arial" w:cs="Arial"/>
+                <w:rFonts w:ascii="Arial" w:hAnsi="Arial" w:cs="Arial" w:eastAsia="Arial"/>
                 <w:sz w:val="21"/>
                 <w:szCs w:val="21"/>
               </w:rPr>
@@ -470,7 +470,7 @@
             </w:pPr>
             <w:r>
               <w:rPr>
-                <w:rFonts w:ascii="Arial" w:eastAsia="Arial" w:hAnsi="Arial" w:cs="Arial"/>
+                <w:rFonts w:ascii="Arial" w:hAnsi="Arial" w:cs="Arial" w:eastAsia="Arial"/>
                 <w:b/>
                 <w:sz w:val="21"/>
                 <w:szCs w:val="21"/>
@@ -500,7 +500,7 @@
             <w:proofErr w:type="spellStart"/>
             <w:r>
               <w:rPr>
-                <w:rFonts w:ascii="Arial" w:eastAsia="Arial" w:hAnsi="Arial" w:cs="Arial"/>
+                <w:rFonts w:ascii="Arial" w:hAnsi="Arial" w:cs="Arial" w:eastAsia="Arial"/>
                 <w:sz w:val="21"/>
                 <w:szCs w:val="21"/>
               </w:rPr>
@@ -509,7 +509,7 @@
             <w:proofErr w:type="spellEnd"/>
             <w:r>
               <w:rPr>
-                <w:rFonts w:ascii="Arial" w:eastAsia="Arial" w:hAnsi="Arial" w:cs="Arial"/>
+                <w:rFonts w:ascii="Arial" w:hAnsi="Arial" w:cs="Arial" w:eastAsia="Arial"/>
                 <w:sz w:val="21"/>
                 <w:szCs w:val="21"/>
               </w:rPr>
@@ -542,7 +542,7 @@
             </w:pPr>
             <w:r>
               <w:rPr>
-                <w:rFonts w:ascii="Arial" w:eastAsia="Arial" w:hAnsi="Arial" w:cs="Arial"/>
+                <w:rFonts w:ascii="Arial" w:hAnsi="Arial" w:cs="Arial" w:eastAsia="Arial"/>
                 <w:b/>
                 <w:sz w:val="21"/>
                 <w:szCs w:val="21"/>
@@ -570,7 +570,7 @@
             </w:pPr>
             <w:r>
               <w:rPr>
-                <w:rFonts w:ascii="Arial" w:eastAsia="Arial" w:hAnsi="Arial" w:cs="Arial"/>
+                <w:rFonts w:ascii="Arial" w:hAnsi="Arial" w:cs="Arial" w:eastAsia="Arial"/>
                 <w:sz w:val="21"/>
                 <w:szCs w:val="21"/>
               </w:rPr>
@@ -603,7 +603,7 @@
             </w:pPr>
             <w:r>
               <w:rPr>
-                <w:rFonts w:ascii="Arial" w:eastAsia="Arial" w:hAnsi="Arial" w:cs="Arial"/>
+                <w:rFonts w:ascii="Arial" w:hAnsi="Arial" w:cs="Arial" w:eastAsia="Arial"/>
                 <w:b/>
                 <w:sz w:val="21"/>
                 <w:szCs w:val="21"/>
@@ -632,7 +632,7 @@
             </w:pPr>
             <w:r>
               <w:rPr>
-                <w:rFonts w:ascii="Arial" w:eastAsia="Arial" w:hAnsi="Arial" w:cs="Arial"/>
+                <w:rFonts w:ascii="Arial" w:hAnsi="Arial" w:cs="Arial" w:eastAsia="Arial"/>
                 <w:sz w:val="21"/>
                 <w:szCs w:val="21"/>
               </w:rPr>
@@ -665,7 +665,7 @@
             </w:pPr>
             <w:r>
               <w:rPr>
-                <w:rFonts w:ascii="Arial" w:eastAsia="Arial" w:hAnsi="Arial" w:cs="Arial"/>
+                <w:rFonts w:ascii="Arial" w:hAnsi="Arial" w:cs="Arial" w:eastAsia="Arial"/>
                 <w:b/>
                 <w:sz w:val="21"/>
                 <w:szCs w:val="21"/>
@@ -694,7 +694,7 @@
             </w:pPr>
             <w:r>
               <w:rPr>
-                <w:rFonts w:ascii="Arial" w:eastAsia="Arial" w:hAnsi="Arial" w:cs="Arial"/>
+                <w:rFonts w:ascii="Arial" w:hAnsi="Arial" w:cs="Arial" w:eastAsia="Arial"/>
                 <w:sz w:val="21"/>
                 <w:szCs w:val="21"/>
               </w:rPr>
@@ -703,7 +703,7 @@
             <w:proofErr w:type="spellStart"/>
             <w:r>
               <w:rPr>
-                <w:rFonts w:ascii="Arial" w:eastAsia="Arial" w:hAnsi="Arial" w:cs="Arial"/>
+                <w:rFonts w:ascii="Arial" w:hAnsi="Arial" w:cs="Arial" w:eastAsia="Arial"/>
                 <w:sz w:val="21"/>
                 <w:szCs w:val="21"/>
               </w:rPr>
@@ -712,7 +712,7 @@
             <w:proofErr w:type="spellEnd"/>
             <w:r>
               <w:rPr>
-                <w:rFonts w:ascii="Arial" w:eastAsia="Arial" w:hAnsi="Arial" w:cs="Arial"/>
+                <w:rFonts w:ascii="Arial" w:hAnsi="Arial" w:cs="Arial" w:eastAsia="Arial"/>
                 <w:sz w:val="21"/>
                 <w:szCs w:val="21"/>
               </w:rPr>
@@ -721,7 +721,7 @@
             <w:proofErr w:type="spellStart"/>
             <w:r>
               <w:rPr>
-                <w:rFonts w:ascii="Arial" w:eastAsia="Arial" w:hAnsi="Arial" w:cs="Arial"/>
+                <w:rFonts w:ascii="Arial" w:hAnsi="Arial" w:cs="Arial" w:eastAsia="Arial"/>
                 <w:sz w:val="21"/>
                 <w:szCs w:val="21"/>
               </w:rPr>
@@ -730,7 +730,7 @@
             <w:proofErr w:type="spellEnd"/>
             <w:r>
               <w:rPr>
-                <w:rFonts w:ascii="Arial" w:eastAsia="Arial" w:hAnsi="Arial" w:cs="Arial"/>
+                <w:rFonts w:ascii="Arial" w:hAnsi="Arial" w:cs="Arial" w:eastAsia="Arial"/>
                 <w:sz w:val="21"/>
                 <w:szCs w:val="21"/>
               </w:rPr>
@@ -763,7 +763,7 @@
             </w:pPr>
             <w:r>
               <w:rPr>
-                <w:rFonts w:ascii="Arial" w:eastAsia="Arial" w:hAnsi="Arial" w:cs="Arial"/>
+                <w:rFonts w:ascii="Arial" w:hAnsi="Arial" w:cs="Arial" w:eastAsia="Arial"/>
                 <w:b/>
                 <w:sz w:val="21"/>
                 <w:szCs w:val="21"/>
@@ -793,7 +793,7 @@
             </w:pPr>
             <w:r>
               <w:rPr>
-                <w:rFonts w:ascii="Arial" w:eastAsia="Arial" w:hAnsi="Arial" w:cs="Arial"/>
+                <w:rFonts w:ascii="Arial" w:hAnsi="Arial" w:cs="Arial" w:eastAsia="Arial"/>
                 <w:sz w:val="21"/>
                 <w:szCs w:val="21"/>
               </w:rPr>
@@ -801,7 +801,7 @@
             </w:r>
             <w:r>
               <w:rPr>
-                <w:rFonts w:ascii="Arial" w:eastAsia="Arial" w:hAnsi="Arial" w:cs="Arial"/>
+                <w:rFonts w:ascii="Arial" w:hAnsi="Arial" w:cs="Arial" w:eastAsia="Arial"/>
                 <w:sz w:val="21"/>
                 <w:szCs w:val="21"/>
               </w:rPr>
@@ -809,7 +809,7 @@
             </w:r>
             <w:r>
               <w:rPr>
-                <w:rFonts w:ascii="Arial" w:eastAsia="Arial" w:hAnsi="Arial" w:cs="Arial"/>
+                <w:rFonts w:ascii="Arial" w:hAnsi="Arial" w:cs="Arial" w:eastAsia="Arial"/>
                 <w:sz w:val="21"/>
                 <w:szCs w:val="21"/>
               </w:rPr>
@@ -842,7 +842,7 @@
             </w:pPr>
             <w:r>
               <w:rPr>
-                <w:rFonts w:ascii="Arial" w:eastAsia="Arial" w:hAnsi="Arial" w:cs="Arial"/>
+                <w:rFonts w:ascii="Arial" w:hAnsi="Arial" w:cs="Arial" w:eastAsia="Arial"/>
                 <w:b/>
                 <w:sz w:val="21"/>
                 <w:szCs w:val="21"/>
@@ -871,7 +871,7 @@
             </w:pPr>
             <w:r>
               <w:rPr>
-                <w:rFonts w:ascii="Arial" w:eastAsia="Arial" w:hAnsi="Arial" w:cs="Arial"/>
+                <w:rFonts w:ascii="Arial" w:hAnsi="Arial" w:cs="Arial" w:eastAsia="Arial"/>
                 <w:sz w:val="21"/>
                 <w:szCs w:val="21"/>
               </w:rPr>
@@ -904,7 +904,7 @@
             </w:pPr>
             <w:r>
               <w:rPr>
-                <w:rFonts w:ascii="Arial" w:eastAsia="Arial" w:hAnsi="Arial" w:cs="Arial"/>
+                <w:rFonts w:ascii="Arial" w:hAnsi="Arial" w:cs="Arial" w:eastAsia="Arial"/>
                 <w:b/>
                 <w:sz w:val="21"/>
                 <w:szCs w:val="21"/>
@@ -932,7 +932,7 @@
             </w:pPr>
             <w:r>
               <w:rPr>
-                <w:rFonts w:ascii="Arial" w:eastAsia="Arial" w:hAnsi="Arial" w:cs="Arial"/>
+                <w:rFonts w:ascii="Arial" w:hAnsi="Arial" w:cs="Arial" w:eastAsia="Arial"/>
                 <w:sz w:val="21"/>
                 <w:szCs w:val="21"/>
               </w:rPr>
@@ -965,7 +965,7 @@
             </w:pPr>
             <w:r>
               <w:rPr>
-                <w:rFonts w:ascii="Arial" w:eastAsia="Arial" w:hAnsi="Arial" w:cs="Arial"/>
+                <w:rFonts w:ascii="Arial" w:hAnsi="Arial" w:cs="Arial" w:eastAsia="Arial"/>
                 <w:b/>
                 <w:sz w:val="21"/>
                 <w:szCs w:val="21"/>
@@ -994,7 +994,7 @@
             </w:pPr>
             <w:r>
               <w:rPr>
-                <w:rFonts w:ascii="Arial" w:eastAsia="Arial" w:hAnsi="Arial" w:cs="Arial"/>
+                <w:rFonts w:ascii="Arial" w:hAnsi="Arial" w:cs="Arial" w:eastAsia="Arial"/>
                 <w:sz w:val="21"/>
                 <w:szCs w:val="21"/>
               </w:rPr>
@@ -1027,7 +1027,7 @@
             </w:pPr>
             <w:r>
               <w:rPr>
-                <w:rFonts w:ascii="Arial" w:eastAsia="Arial" w:hAnsi="Arial" w:cs="Arial"/>
+                <w:rFonts w:ascii="Arial" w:hAnsi="Arial" w:cs="Arial" w:eastAsia="Arial"/>
                 <w:b/>
                 <w:sz w:val="21"/>
                 <w:szCs w:val="21"/>
@@ -1055,7 +1055,7 @@
             </w:pPr>
             <w:r>
               <w:rPr>
-                <w:rFonts w:ascii="Arial" w:eastAsia="Arial" w:hAnsi="Arial" w:cs="Arial"/>
+                <w:rFonts w:ascii="Arial" w:hAnsi="Arial" w:cs="Arial" w:eastAsia="Arial"/>
                 <w:sz w:val="21"/>
                 <w:szCs w:val="21"/>
               </w:rPr>
@@ -1080,10 +1080,10 @@
   <w:docDefaults>
     <w:rPrDefault>
       <w:rPr>
-        <w:rFonts w:asciiTheme="minorHAnsi" w:eastAsiaTheme="minorEastAsia" w:hAnsiTheme="minorHAnsi" w:cstheme="minorBidi"/>
+        <w:rFonts w:ascii="Arial" w:hAnsi="Arial" w:cs="Arial" w:eastAsia="Arial"/>
         <w:kern w:val="2"/>
-        <w:sz w:val="24"/>
-        <w:szCs w:val="24"/>
+        <w:sz w:val="21"/>
+        <w:szCs w:val="21"/>
         <w:lang w:val="en-IN" w:eastAsia="en-IN" w:bidi="ar-SA"/>
         <w14:ligatures w14:val="standardContextual"/>
       </w:rPr>
@@ -1479,9 +1479,9 @@
       <w:spacing w:line="259" w:lineRule="auto"/>
     </w:pPr>
     <w:rPr>
-      <w:rFonts w:ascii="Calibri" w:eastAsia="Calibri" w:hAnsi="Calibri" w:cs="Calibri"/>
+      <w:rFonts w:ascii="Arial" w:hAnsi="Arial" w:cs="Arial" w:eastAsia="Arial"/>
       <w:color w:val="000000"/>
-      <w:sz w:val="22"/>
+      <w:sz w:val="21"/>
     </w:rPr>
   </w:style>
   <w:style w:type="character" w:default="1" w:styleId="DefaultParagraphFont">
